--- a/pr-preview/pr-429/prediction-handout-tracked-changes.docx
+++ b/pr-preview/pr-429/prediction-handout-tracked-changes.docx
@@ -16,7 +16,7 @@
       </w:pPr>
       <w:del w:id="1" w:author="PR Preview" w:date="2026-01-01T00:00:00Z">
         <w:r>
-          <w:delText xml:space="preserve">Last modified: 2026-10-22 11:32:21 (PDT)</w:delText>
+          <w:delText xml:space="preserve">Last modified: 2026-10-22 13:24:46 (PDT)</w:delText>
         </w:r>
       </w:del>
     </w:p>
@@ -26,7 +26,7 @@
       </w:pPr>
       <w:ins w:id="2" w:author="PR Preview" w:date="2026-01-01T00:00:00Z">
         <w:r>
-          <w:t xml:space="preserve">Last modified: 2026-10-22 12:34:18 (PDT)</w:t>
+          <w:t xml:space="preserve">Last modified: 2026-10-22 13:40:01 (PDT)</w:t>
         </w:r>
       </w:ins>
     </w:p>

--- a/pr-preview/pr-429/prediction-handout-tracked-changes.docx
+++ b/pr-preview/pr-429/prediction-handout-tracked-changes.docx
@@ -16,7 +16,7 @@
       </w:pPr>
       <w:del w:id="1" w:author="PR Preview" w:date="2026-01-01T00:00:00Z">
         <w:r>
-          <w:delText xml:space="preserve">Last modified: 2026-10-22 13:24:46 (PDT)</w:delText>
+          <w:delText xml:space="preserve">Last modified: 2026-10-22 15:19:15 (PDT)</w:delText>
         </w:r>
       </w:del>
     </w:p>
@@ -26,7 +26,7 @@
       </w:pPr>
       <w:ins w:id="2" w:author="PR Preview" w:date="2026-01-01T00:00:00Z">
         <w:r>
-          <w:t xml:space="preserve">Last modified: 2026-10-22 13:40:01 (PDT)</w:t>
+          <w:t xml:space="preserve">Last modified: 2026-10-22 15:45:15 (PDT)</w:t>
         </w:r>
       </w:ins>
     </w:p>
@@ -534,6 +534,7 @@
       <m:oMath>
         <m:r>
           <m:rPr>
+            <m:scr m:val="double-struck"/>
             <m:sty m:val="p"/>
           </m:rPr>
           <m:t>E</m:t>
@@ -761,6 +762,7 @@
       <m:oMath>
         <m:r>
           <m:rPr>
+            <m:scr m:val="double-struck"/>
             <m:sty m:val="p"/>
           </m:rPr>
           <m:t>E</m:t>
@@ -806,6 +808,7 @@
       <m:oMath>
         <m:r>
           <m:rPr>
+            <m:scr m:val="double-struck"/>
             <m:sty m:val="p"/>
           </m:rPr>
           <m:t>E</m:t>
@@ -1358,9 +1361,16 @@
         <m:oMath>
           <m:sSub>
             <m:e>
-              <m:r>
-                <m:t>r</m:t>
-              </m:r>
+              <m:acc>
+                <m:accPr>
+                  <m:chr m:val="̂"/>
+                </m:accPr>
+                <m:e>
+                  <m:r>
+                    <m:t>ε</m:t>
+                  </m:r>
+                </m:e>
+              </m:acc>
             </m:e>
             <m:sub>
               <m:r>
@@ -1608,9 +1618,22 @@
           <m:jc m:val="center"/>
         </m:oMathParaPr>
         <m:oMath>
-          <m:r>
-            <m:t>ε</m:t>
-          </m:r>
+          <m:sSub>
+            <m:e>
+              <m:r>
+                <m:t>ε</m:t>
+              </m:r>
+            </m:e>
+            <m:sub>
+              <m:r>
+                <m:rPr>
+                  <m:nor/>
+                  <m:sty m:val="p"/>
+                </m:rPr>
+                <m:t>pred</m:t>
+              </m:r>
+            </m:sub>
+          </m:sSub>
           <m:limUpp>
             <m:e>
               <m:r>
@@ -1711,9 +1734,22 @@
       <m:oMath>
         <m:sSub>
           <m:e>
-            <m:r>
-              <m:t>ε</m:t>
-            </m:r>
+            <m:sSub>
+              <m:e>
+                <m:r>
+                  <m:t>ε</m:t>
+                </m:r>
+              </m:e>
+              <m:sub>
+                <m:r>
+                  <m:rPr>
+                    <m:nor/>
+                    <m:sty m:val="p"/>
+                  </m:rPr>
+                  <m:t>pred</m:t>
+                </m:r>
+              </m:sub>
+            </m:sSub>
           </m:e>
           <m:sub>
             <m:r>
@@ -1745,9 +1781,16 @@
       <m:oMath>
         <m:sSub>
           <m:e>
-            <m:r>
-              <m:t>r</m:t>
-            </m:r>
+            <m:acc>
+              <m:accPr>
+                <m:chr m:val="̂"/>
+              </m:accPr>
+              <m:e>
+                <m:r>
+                  <m:t>ε</m:t>
+                </m:r>
+              </m:e>
+            </m:acc>
           </m:e>
           <m:sub>
             <m:r>
@@ -1775,6 +1818,2168 @@
       </w:r>
       <w:r>
         <w:t xml:space="preserve">. </w:t>
+      </w:r>
+    </w:p>
+    <w:p>
+      <w:pPr>
+        <w:pStyle w:val="BodyText"/>
+      </w:pPr>
+      <m:oMathPara>
+        <m:oMathParaPr>
+          <m:jc m:val="center"/>
+        </m:oMathParaPr>
+        <m:oMath>
+          <m:eqArr>
+            <m:e>
+              <m:sSub>
+                <m:e>
+                  <m:sSub>
+                    <m:e>
+                      <m:r>
+                        <m:t>ε</m:t>
+                      </m:r>
+                    </m:e>
+                    <m:sub>
+                      <m:r>
+                        <m:rPr>
+                          <m:nor/>
+                          <m:sty m:val="p"/>
+                        </m:rPr>
+                        <m:t>pred</m:t>
+                      </m:r>
+                    </m:sub>
+                  </m:sSub>
+                </m:e>
+                <m:sub>
+                  <m:r>
+                    <m:t>i</m:t>
+                  </m:r>
+                </m:sub>
+              </m:sSub>
+              <m:r>
+                <m:t>&amp;</m:t>
+              </m:r>
+              <m:r>
+                <m:rPr>
+                  <m:sty m:val="p"/>
+                </m:rPr>
+                <m:t>=</m:t>
+              </m:r>
+              <m:sSub>
+                <m:e>
+                  <m:acc>
+                    <m:accPr>
+                      <m:chr m:val="̂"/>
+                    </m:accPr>
+                    <m:e>
+                      <m:r>
+                        <m:t>y</m:t>
+                      </m:r>
+                    </m:e>
+                  </m:acc>
+                </m:e>
+                <m:sub>
+                  <m:r>
+                    <m:t>i</m:t>
+                  </m:r>
+                </m:sub>
+              </m:sSub>
+              <m:r>
+                <m:rPr>
+                  <m:sty m:val="p"/>
+                </m:rPr>
+                <m:t>−</m:t>
+              </m:r>
+              <m:sSub>
+                <m:e>
+                  <m:r>
+                    <m:t>y</m:t>
+                  </m:r>
+                </m:e>
+                <m:sub>
+                  <m:r>
+                    <m:t>i</m:t>
+                  </m:r>
+                </m:sub>
+              </m:sSub>
+              <m:r>
+                <m:t>&amp;</m:t>
+              </m:r>
+              <m:r>
+                <m:t>&amp;</m:t>
+              </m:r>
+              <m:r>
+                <m:rPr>
+                  <m:nor/>
+                  <m:sty m:val="p"/>
+                </m:rPr>
+                <m:t>(definition of prediction error)</m:t>
+              </m:r>
+            </m:e>
+            <m:e>
+              <m:r>
+                <m:t>&amp;</m:t>
+              </m:r>
+              <m:r>
+                <m:rPr>
+                  <m:sty m:val="p"/>
+                </m:rPr>
+                <m:t>=</m:t>
+              </m:r>
+              <m:r>
+                <m:rPr>
+                  <m:sty m:val="p"/>
+                </m:rPr>
+                <m:t>−</m:t>
+              </m:r>
+              <m:r>
+                <m:rPr>
+                  <m:sty m:val="p"/>
+                </m:rPr>
+                <m:t>(</m:t>
+              </m:r>
+              <m:sSub>
+                <m:e>
+                  <m:r>
+                    <m:t>y</m:t>
+                  </m:r>
+                </m:e>
+                <m:sub>
+                  <m:r>
+                    <m:t>i</m:t>
+                  </m:r>
+                </m:sub>
+              </m:sSub>
+              <m:r>
+                <m:rPr>
+                  <m:sty m:val="p"/>
+                </m:rPr>
+                <m:t>−</m:t>
+              </m:r>
+              <m:sSub>
+                <m:e>
+                  <m:acc>
+                    <m:accPr>
+                      <m:chr m:val="̂"/>
+                    </m:accPr>
+                    <m:e>
+                      <m:r>
+                        <m:t>y</m:t>
+                      </m:r>
+                    </m:e>
+                  </m:acc>
+                </m:e>
+                <m:sub>
+                  <m:r>
+                    <m:t>i</m:t>
+                  </m:r>
+                </m:sub>
+              </m:sSub>
+              <m:r>
+                <m:rPr>
+                  <m:sty m:val="p"/>
+                </m:rPr>
+                <m:t>)</m:t>
+              </m:r>
+              <m:r>
+                <m:t>&amp;</m:t>
+              </m:r>
+              <m:r>
+                <m:t>&amp;</m:t>
+              </m:r>
+              <m:r>
+                <m:rPr>
+                  <m:nor/>
+                  <m:sty m:val="p"/>
+                </m:rPr>
+                <m:t>(factor out </m:t>
+              </m:r>
+              <m:r>
+                <m:rPr>
+                  <m:sty m:val="p"/>
+                </m:rPr>
+                <m:t>−</m:t>
+              </m:r>
+              <m:r>
+                <m:t>1</m:t>
+              </m:r>
+              <m:r>
+                <m:rPr>
+                  <m:nor/>
+                  <m:sty m:val="p"/>
+                </m:rPr>
+                <m:t>)</m:t>
+              </m:r>
+            </m:e>
+            <m:e>
+              <m:r>
+                <m:t>&amp;</m:t>
+              </m:r>
+              <m:r>
+                <m:rPr>
+                  <m:sty m:val="p"/>
+                </m:rPr>
+                <m:t>=</m:t>
+              </m:r>
+              <m:r>
+                <m:rPr>
+                  <m:sty m:val="p"/>
+                </m:rPr>
+                <m:t>−</m:t>
+              </m:r>
+              <m:sSub>
+                <m:e>
+                  <m:acc>
+                    <m:accPr>
+                      <m:chr m:val="̂"/>
+                    </m:accPr>
+                    <m:e>
+                      <m:r>
+                        <m:t>ε</m:t>
+                      </m:r>
+                    </m:e>
+                  </m:acc>
+                </m:e>
+                <m:sub>
+                  <m:r>
+                    <m:t>i</m:t>
+                  </m:r>
+                </m:sub>
+              </m:sSub>
+              <m:r>
+                <m:t>&amp;</m:t>
+              </m:r>
+              <m:r>
+                <m:t>&amp;</m:t>
+              </m:r>
+              <m:r>
+                <m:rPr>
+                  <m:nor/>
+                  <m:sty m:val="p"/>
+                </m:rPr>
+                <m:t>(definition of residual)</m:t>
+              </m:r>
+            </m:e>
+          </m:eqArr>
+        </m:oMath>
+      </m:oMathPara>
+    </w:p>
+    <w:bookmarkEnd w:id="18"/>
+    <w:bookmarkStart w:id="19" w:name="thm-prediction-error-residual"/>
+    <w:p>
+      <w:pPr>
+        <w:pStyle w:val="FirstParagraph"/>
+      </w:pPr>
+      <w:r>
+        <w:rPr>
+          <w:b/>
+          <w:bCs/>
+        </w:rPr>
+        <w:t xml:space="preserve">Theorem 1 (Prediction error is the negative of the residual)</w:t>
+      </w:r>
+      <w:r>
+        <w:t xml:space="preserve"> </w:t>
+      </w:r>
+      <w:r>
+        <w:t xml:space="preserve">For an observation</w:t>
+      </w:r>
+      <w:r>
+        <w:t xml:space="preserve"> </w:t>
+      </w:r>
+      <m:oMath>
+        <m:r>
+          <m:t>i</m:t>
+        </m:r>
+      </m:oMath>
+      <w:r>
+        <w:t xml:space="preserve">,</w:t>
+      </w:r>
+      <w:r>
+        <w:t xml:space="preserve"> </w:t>
+      </w:r>
+      <w:r>
+        <w:t xml:space="preserve">the</w:t>
+      </w:r>
+      <w:r>
+        <w:t xml:space="preserve"> </w:t>
+      </w:r>
+      <w:hyperlink w:anchor="def-prediction-error">
+        <w:r>
+          <w:rPr>
+            <w:rStyle w:val="Hyperlink"/>
+          </w:rPr>
+          <w:t xml:space="preserve">prediction error</w:t>
+        </w:r>
+      </w:hyperlink>
+      <w:r>
+        <w:t xml:space="preserve"> </w:t>
+      </w:r>
+      <w:r>
+        <w:t xml:space="preserve">of its</w:t>
+      </w:r>
+      <w:r>
+        <w:t xml:space="preserve"> </w:t>
+      </w:r>
+      <w:hyperlink w:anchor="def-fitted-value">
+        <w:r>
+          <w:rPr>
+            <w:rStyle w:val="Hyperlink"/>
+          </w:rPr>
+          <w:t xml:space="preserve">fitted value</w:t>
+        </w:r>
+      </w:hyperlink>
+      <w:r>
+        <w:t xml:space="preserve"> </w:t>
+      </w:r>
+      <w:r>
+        <w:t xml:space="preserve">is the negative of its</w:t>
+      </w:r>
+      <w:r>
+        <w:t xml:space="preserve"> </w:t>
+      </w:r>
+      <w:hyperlink w:anchor="def-residual">
+        <w:r>
+          <w:rPr>
+            <w:rStyle w:val="Hyperlink"/>
+          </w:rPr>
+          <w:t xml:space="preserve">residual</w:t>
+        </w:r>
+      </w:hyperlink>
+      <w:r>
+        <w:t xml:space="preserve">:</w:t>
+      </w:r>
+    </w:p>
+    <w:p>
+      <w:pPr>
+        <w:pStyle w:val="BodyText"/>
+      </w:pPr>
+      <m:oMathPara>
+        <m:oMathParaPr>
+          <m:jc m:val="center"/>
+        </m:oMathParaPr>
+        <m:oMath>
+          <m:sSub>
+            <m:e>
+              <m:sSub>
+                <m:e>
+                  <m:r>
+                    <m:t>ε</m:t>
+                  </m:r>
+                </m:e>
+                <m:sub>
+                  <m:r>
+                    <m:rPr>
+                      <m:nor/>
+                      <m:sty m:val="p"/>
+                    </m:rPr>
+                    <m:t>pred</m:t>
+                  </m:r>
+                </m:sub>
+              </m:sSub>
+            </m:e>
+            <m:sub>
+              <m:r>
+                <m:t>i</m:t>
+              </m:r>
+            </m:sub>
+          </m:sSub>
+          <m:r>
+            <m:rPr>
+              <m:sty m:val="p"/>
+            </m:rPr>
+            <m:t>=</m:t>
+          </m:r>
+          <m:r>
+            <m:rPr>
+              <m:sty m:val="p"/>
+            </m:rPr>
+            <m:t>−</m:t>
+          </m:r>
+          <m:sSub>
+            <m:e>
+              <m:acc>
+                <m:accPr>
+                  <m:chr m:val="̂"/>
+                </m:accPr>
+                <m:e>
+                  <m:r>
+                    <m:t>ε</m:t>
+                  </m:r>
+                </m:e>
+              </m:acc>
+            </m:e>
+            <m:sub>
+              <m:r>
+                <m:t>i</m:t>
+              </m:r>
+            </m:sub>
+          </m:sSub>
+          <m:r>
+            <m:rPr>
+              <m:sty m:val="p"/>
+            </m:rPr>
+            <m:t>.</m:t>
+          </m:r>
+        </m:oMath>
+      </m:oMathPara>
+    </w:p>
+    <w:bookmarkEnd w:id="19"/>
+    <w:p>
+      <w:pPr>
+        <w:pStyle w:val="FirstParagraph"/>
+      </w:pPr>
+      <w:r>
+        <w:rPr>
+          <w:i/>
+          <w:iCs/>
+        </w:rPr>
+        <w:t xml:space="preserve">Proof</w:t>
+      </w:r>
+      <w:r>
+        <w:t xml:space="preserve">. </w:t>
+      </w:r>
+      <w:r>
+        <w:t xml:space="preserve">This is the solution to</w:t>
+      </w:r>
+      <w:r>
+        <w:t xml:space="preserve"> </w:t>
+      </w:r>
+      <w:hyperlink w:anchor="exr-prediction-error-residual">
+        <w:r>
+          <w:rPr>
+            <w:rStyle w:val="Hyperlink"/>
+          </w:rPr>
+          <w:t xml:space="preserve">Exercise 1</w:t>
+        </w:r>
+      </w:hyperlink>
+      <w:r>
+        <w:t xml:space="preserve">.</w:t>
+      </w:r>
+    </w:p>
+    <w:bookmarkStart w:id="20" w:name="cor-residual-prediction-error"/>
+    <w:p>
+      <w:pPr>
+        <w:pStyle w:val="BodyText"/>
+      </w:pPr>
+      <w:r>
+        <w:rPr>
+          <w:b/>
+          <w:bCs/>
+        </w:rPr>
+        <w:t xml:space="preserve">Corollary 1 (The residual is the negative of the prediction error)</w:t>
+      </w:r>
+      <w:r>
+        <w:t xml:space="preserve"> </w:t>
+      </w:r>
+      <w:r>
+        <w:t xml:space="preserve">For an observation</w:t>
+      </w:r>
+      <w:r>
+        <w:t xml:space="preserve"> </w:t>
+      </w:r>
+      <m:oMath>
+        <m:r>
+          <m:t>i</m:t>
+        </m:r>
+      </m:oMath>
+      <w:r>
+        <w:t xml:space="preserve">,</w:t>
+      </w:r>
+      <w:r>
+        <w:t xml:space="preserve"> </w:t>
+      </w:r>
+      <w:r>
+        <w:t xml:space="preserve">its</w:t>
+      </w:r>
+      <w:r>
+        <w:t xml:space="preserve"> </w:t>
+      </w:r>
+      <w:hyperlink w:anchor="def-residual">
+        <w:r>
+          <w:rPr>
+            <w:rStyle w:val="Hyperlink"/>
+          </w:rPr>
+          <w:t xml:space="preserve">residual</w:t>
+        </w:r>
+      </w:hyperlink>
+      <w:r>
+        <w:t xml:space="preserve"> </w:t>
+      </w:r>
+      <w:r>
+        <w:t xml:space="preserve">is the negative of</w:t>
+      </w:r>
+      <w:r>
+        <w:t xml:space="preserve"> </w:t>
+      </w:r>
+      <w:r>
+        <w:t xml:space="preserve">the</w:t>
+      </w:r>
+      <w:r>
+        <w:t xml:space="preserve"> </w:t>
+      </w:r>
+      <w:hyperlink w:anchor="def-prediction-error">
+        <w:r>
+          <w:rPr>
+            <w:rStyle w:val="Hyperlink"/>
+          </w:rPr>
+          <w:t xml:space="preserve">prediction error</w:t>
+        </w:r>
+      </w:hyperlink>
+      <w:r>
+        <w:t xml:space="preserve"> </w:t>
+      </w:r>
+      <w:r>
+        <w:t xml:space="preserve">of its</w:t>
+      </w:r>
+      <w:r>
+        <w:t xml:space="preserve"> </w:t>
+      </w:r>
+      <w:hyperlink w:anchor="def-fitted-value">
+        <w:r>
+          <w:rPr>
+            <w:rStyle w:val="Hyperlink"/>
+          </w:rPr>
+          <w:t xml:space="preserve">fitted value</w:t>
+        </w:r>
+      </w:hyperlink>
+      <w:r>
+        <w:t xml:space="preserve">:</w:t>
+      </w:r>
+    </w:p>
+    <w:p>
+      <w:pPr>
+        <w:pStyle w:val="BodyText"/>
+      </w:pPr>
+      <m:oMathPara>
+        <m:oMathParaPr>
+          <m:jc m:val="center"/>
+        </m:oMathParaPr>
+        <m:oMath>
+          <m:sSub>
+            <m:e>
+              <m:acc>
+                <m:accPr>
+                  <m:chr m:val="̂"/>
+                </m:accPr>
+                <m:e>
+                  <m:r>
+                    <m:t>ε</m:t>
+                  </m:r>
+                </m:e>
+              </m:acc>
+            </m:e>
+            <m:sub>
+              <m:r>
+                <m:t>i</m:t>
+              </m:r>
+            </m:sub>
+          </m:sSub>
+          <m:r>
+            <m:rPr>
+              <m:sty m:val="p"/>
+            </m:rPr>
+            <m:t>=</m:t>
+          </m:r>
+          <m:r>
+            <m:rPr>
+              <m:sty m:val="p"/>
+            </m:rPr>
+            <m:t>−</m:t>
+          </m:r>
+          <m:sSub>
+            <m:e>
+              <m:sSub>
+                <m:e>
+                  <m:r>
+                    <m:t>ε</m:t>
+                  </m:r>
+                </m:e>
+                <m:sub>
+                  <m:r>
+                    <m:rPr>
+                      <m:nor/>
+                      <m:sty m:val="p"/>
+                    </m:rPr>
+                    <m:t>pred</m:t>
+                  </m:r>
+                </m:sub>
+              </m:sSub>
+            </m:e>
+            <m:sub>
+              <m:r>
+                <m:t>i</m:t>
+              </m:r>
+            </m:sub>
+          </m:sSub>
+          <m:r>
+            <m:rPr>
+              <m:sty m:val="p"/>
+            </m:rPr>
+            <m:t>.</m:t>
+          </m:r>
+        </m:oMath>
+      </m:oMathPara>
+    </w:p>
+    <w:bookmarkEnd w:id="20"/>
+    <w:p>
+      <w:pPr>
+        <w:pStyle w:val="FirstParagraph"/>
+      </w:pPr>
+      <w:r>
+        <w:rPr>
+          <w:i/>
+          <w:iCs/>
+        </w:rPr>
+        <w:t xml:space="preserve">Proof</w:t>
+      </w:r>
+      <w:r>
+        <w:t xml:space="preserve">. </w:t>
+      </w:r>
+      <w:r>
+        <w:t xml:space="preserve">Multiply both sides of</w:t>
+      </w:r>
+      <w:r>
+        <w:t xml:space="preserve"> </w:t>
+      </w:r>
+      <w:hyperlink w:anchor="thm-prediction-error-residual">
+        <w:r>
+          <w:rPr>
+            <w:rStyle w:val="Hyperlink"/>
+          </w:rPr>
+          <w:t xml:space="preserve">Theorem 1</w:t>
+        </w:r>
+      </w:hyperlink>
+      <w:r>
+        <w:t xml:space="preserve"> </w:t>
+      </w:r>
+      <w:r>
+        <w:t xml:space="preserve">by</w:t>
+      </w:r>
+      <w:r>
+        <w:t xml:space="preserve"> </w:t>
+      </w:r>
+      <m:oMath>
+        <m:r>
+          <m:rPr>
+            <m:sty m:val="p"/>
+          </m:rPr>
+          <m:t>−</m:t>
+        </m:r>
+        <m:r>
+          <m:t>1</m:t>
+        </m:r>
+      </m:oMath>
+      <w:r>
+        <w:t xml:space="preserve">.</w:t>
+      </w:r>
+    </w:p>
+    <w:bookmarkStart w:id="23" w:name="exm-residual-prediction-error"/>
+    <w:p>
+      <w:pPr>
+        <w:pStyle w:val="BodyText"/>
+      </w:pPr>
+      <w:r>
+        <w:rPr>
+          <w:b/>
+          <w:bCs/>
+        </w:rPr>
+        <w:t xml:space="preserve">Example 2 (Residuals and prediction errors for birth weights)</w:t>
+      </w:r>
+      <w:r>
+        <w:t xml:space="preserve"> </w:t>
+      </w:r>
+      <w:r>
+        <w:t xml:space="preserve">The</w:t>
+      </w:r>
+      <w:r>
+        <w:t xml:space="preserve"> </w:t>
+      </w:r>
+      <w:r>
+        <w:rPr>
+          <w:rStyle w:val="VerbatimChar"/>
+        </w:rPr>
+        <w:t xml:space="preserve">birthwt</w:t>
+      </w:r>
+      <w:r>
+        <w:t xml:space="preserve"> </w:t>
+      </w:r>
+      <w:r>
+        <w:t xml:space="preserve">data record the birth weight (grams) of 189 babies</w:t>
+      </w:r>
+      <w:r>
+        <w:t xml:space="preserve"> </w:t>
+      </w:r>
+      <w:r>
+        <w:t xml:space="preserve">and their mothers’ weight at the last menstrual period (pounds),</w:t>
+      </w:r>
+      <w:r>
+        <w:t xml:space="preserve"> </w:t>
+      </w:r>
+      <w:r>
+        <w:t xml:space="preserve">from a study at Baystate Medical Center in Springfield, Massachusetts</w:t>
+      </w:r>
+      <w:r>
+        <w:t xml:space="preserve"> </w:t>
+      </w:r>
+      <w:r>
+        <w:t xml:space="preserve">[3]</w:t>
+      </w:r>
+      <w:r>
+        <w:t xml:space="preserve">.</w:t>
+      </w:r>
+      <w:r>
+        <w:t xml:space="preserve"> </w:t>
+      </w:r>
+      <w:r>
+        <w:t xml:space="preserve">They ship with the R package</w:t>
+      </w:r>
+      <w:r>
+        <w:t xml:space="preserve"> </w:t>
+      </w:r>
+      <w:hyperlink r:id="rId21">
+        <w:r>
+          <w:rPr>
+            <w:rStyle w:val="VerbatimChar"/>
+          </w:rPr>
+          <w:t xml:space="preserve">MASS</w:t>
+        </w:r>
+      </w:hyperlink>
+      <w:r>
+        <w:t xml:space="preserve"> </w:t>
+      </w:r>
+      <w:r>
+        <w:t xml:space="preserve">(</w:t>
+      </w:r>
+      <w:r>
+        <w:rPr>
+          <w:rStyle w:val="VerbatimChar"/>
+        </w:rPr>
+        <w:t xml:space="preserve">MASS::birthwt</w:t>
+      </w:r>
+      <w:r>
+        <w:t xml:space="preserve">),</w:t>
+      </w:r>
+      <w:r>
+        <w:t xml:space="preserve"> </w:t>
+      </w:r>
+      <w:r>
+        <w:t xml:space="preserve">and this site has a copy at</w:t>
+      </w:r>
+      <w:r>
+        <w:t xml:space="preserve"> </w:t>
+      </w:r>
+      <w:hyperlink r:id="rId22">
+        <w:r>
+          <w:rPr>
+            <w:rStyle w:val="VerbatimChar"/>
+          </w:rPr>
+          <w:t xml:space="preserve">data/birthwt.csv</w:t>
+        </w:r>
+      </w:hyperlink>
+      <w:r>
+        <w:t xml:space="preserve">.</w:t>
+      </w:r>
+    </w:p>
+    <w:p>
+      <w:pPr>
+        <w:pStyle w:val="BodyText"/>
+      </w:pPr>
+      <w:r>
+        <w:t xml:space="preserve">The code below fits a line predicting birth weight from mother’s weight,</w:t>
+      </w:r>
+      <w:r>
+        <w:t xml:space="preserve"> </w:t>
+      </w:r>
+      <w:r>
+        <w:t xml:space="preserve">then compares each residual with the negative of its prediction error.</w:t>
+      </w:r>
+    </w:p>
+    <w:p>
+      <w:pPr>
+        <w:pStyle w:val="Heading4"/>
+      </w:pPr>
+      <w:r>
+        <w:t xml:space="preserve">R</w:t>
+      </w:r>
+    </w:p>
+    <w:p>
+      <w:pPr>
+        <w:pStyle w:val="SourceCode"/>
+      </w:pPr>
+      <w:r>
+        <w:rPr>
+          <w:rStyle w:val="NormalTok"/>
+        </w:rPr>
+        <w:t xml:space="preserve">birthwt </w:t>
+      </w:r>
+      <w:r>
+        <w:rPr>
+          <w:rStyle w:val="OtherTok"/>
+        </w:rPr>
+        <w:t xml:space="preserve">&lt;-</w:t>
+      </w:r>
+      <w:r>
+        <w:rPr>
+          <w:rStyle w:val="NormalTok"/>
+        </w:rPr>
+        <w:t xml:space="preserve"> </w:t>
+      </w:r>
+      <w:r>
+        <w:rPr>
+          <w:rStyle w:val="FunctionTok"/>
+        </w:rPr>
+        <w:t xml:space="preserve">read.csv</w:t>
+      </w:r>
+      <w:r>
+        <w:rPr>
+          <w:rStyle w:val="NormalTok"/>
+        </w:rPr>
+        <w:t xml:space="preserve">(</w:t>
+      </w:r>
+      <w:r>
+        <w:rPr>
+          <w:rStyle w:val="StringTok"/>
+        </w:rPr>
+        <w:t xml:space="preserve">"data/birthwt.csv"</w:t>
+      </w:r>
+      <w:r>
+        <w:rPr>
+          <w:rStyle w:val="NormalTok"/>
+        </w:rPr>
+        <w:t xml:space="preserve">)</w:t>
+      </w:r>
+      <w:r>
+        <w:br/>
+      </w:r>
+      <w:r>
+        <w:rPr>
+          <w:rStyle w:val="NormalTok"/>
+        </w:rPr>
+        <w:t xml:space="preserve">fit </w:t>
+      </w:r>
+      <w:r>
+        <w:rPr>
+          <w:rStyle w:val="OtherTok"/>
+        </w:rPr>
+        <w:t xml:space="preserve">&lt;-</w:t>
+      </w:r>
+      <w:r>
+        <w:rPr>
+          <w:rStyle w:val="NormalTok"/>
+        </w:rPr>
+        <w:t xml:space="preserve"> </w:t>
+      </w:r>
+      <w:r>
+        <w:rPr>
+          <w:rStyle w:val="FunctionTok"/>
+        </w:rPr>
+        <w:t xml:space="preserve">lm</w:t>
+      </w:r>
+      <w:r>
+        <w:rPr>
+          <w:rStyle w:val="NormalTok"/>
+        </w:rPr>
+        <w:t xml:space="preserve">(bwt </w:t>
+      </w:r>
+      <w:r>
+        <w:rPr>
+          <w:rStyle w:val="SpecialCharTok"/>
+        </w:rPr>
+        <w:t xml:space="preserve">~</w:t>
+      </w:r>
+      <w:r>
+        <w:rPr>
+          <w:rStyle w:val="NormalTok"/>
+        </w:rPr>
+        <w:t xml:space="preserve"> lwt, </w:t>
+      </w:r>
+      <w:r>
+        <w:rPr>
+          <w:rStyle w:val="AttributeTok"/>
+        </w:rPr>
+        <w:t xml:space="preserve">data =</w:t>
+      </w:r>
+      <w:r>
+        <w:rPr>
+          <w:rStyle w:val="NormalTok"/>
+        </w:rPr>
+        <w:t xml:space="preserve"> birthwt)</w:t>
+      </w:r>
+      <w:r>
+        <w:br/>
+      </w:r>
+      <w:r>
+        <w:rPr>
+          <w:rStyle w:val="NormalTok"/>
+        </w:rPr>
+        <w:t xml:space="preserve">fitted_bwt </w:t>
+      </w:r>
+      <w:r>
+        <w:rPr>
+          <w:rStyle w:val="OtherTok"/>
+        </w:rPr>
+        <w:t xml:space="preserve">&lt;-</w:t>
+      </w:r>
+      <w:r>
+        <w:rPr>
+          <w:rStyle w:val="NormalTok"/>
+        </w:rPr>
+        <w:t xml:space="preserve"> </w:t>
+      </w:r>
+      <w:r>
+        <w:rPr>
+          <w:rStyle w:val="FunctionTok"/>
+        </w:rPr>
+        <w:t xml:space="preserve">fitted</w:t>
+      </w:r>
+      <w:r>
+        <w:rPr>
+          <w:rStyle w:val="NormalTok"/>
+        </w:rPr>
+        <w:t xml:space="preserve">(fit)</w:t>
+      </w:r>
+      <w:r>
+        <w:br/>
+      </w:r>
+      <w:r>
+        <w:rPr>
+          <w:rStyle w:val="NormalTok"/>
+        </w:rPr>
+        <w:t xml:space="preserve">residual </w:t>
+      </w:r>
+      <w:r>
+        <w:rPr>
+          <w:rStyle w:val="OtherTok"/>
+        </w:rPr>
+        <w:t xml:space="preserve">&lt;-</w:t>
+      </w:r>
+      <w:r>
+        <w:rPr>
+          <w:rStyle w:val="NormalTok"/>
+        </w:rPr>
+        <w:t xml:space="preserve"> birthwt</w:t>
+      </w:r>
+      <w:r>
+        <w:rPr>
+          <w:rStyle w:val="SpecialCharTok"/>
+        </w:rPr>
+        <w:t xml:space="preserve">$</w:t>
+      </w:r>
+      <w:r>
+        <w:rPr>
+          <w:rStyle w:val="NormalTok"/>
+        </w:rPr>
+        <w:t xml:space="preserve">bwt </w:t>
+      </w:r>
+      <w:r>
+        <w:rPr>
+          <w:rStyle w:val="SpecialCharTok"/>
+        </w:rPr>
+        <w:t xml:space="preserve">-</w:t>
+      </w:r>
+      <w:r>
+        <w:rPr>
+          <w:rStyle w:val="NormalTok"/>
+        </w:rPr>
+        <w:t xml:space="preserve"> fitted_bwt</w:t>
+      </w:r>
+      <w:r>
+        <w:br/>
+      </w:r>
+      <w:r>
+        <w:rPr>
+          <w:rStyle w:val="NormalTok"/>
+        </w:rPr>
+        <w:t xml:space="preserve">prediction_error </w:t>
+      </w:r>
+      <w:r>
+        <w:rPr>
+          <w:rStyle w:val="OtherTok"/>
+        </w:rPr>
+        <w:t xml:space="preserve">&lt;-</w:t>
+      </w:r>
+      <w:r>
+        <w:rPr>
+          <w:rStyle w:val="NormalTok"/>
+        </w:rPr>
+        <w:t xml:space="preserve"> fitted_bwt </w:t>
+      </w:r>
+      <w:r>
+        <w:rPr>
+          <w:rStyle w:val="SpecialCharTok"/>
+        </w:rPr>
+        <w:t xml:space="preserve">-</w:t>
+      </w:r>
+      <w:r>
+        <w:rPr>
+          <w:rStyle w:val="NormalTok"/>
+        </w:rPr>
+        <w:t xml:space="preserve"> birthwt</w:t>
+      </w:r>
+      <w:r>
+        <w:rPr>
+          <w:rStyle w:val="SpecialCharTok"/>
+        </w:rPr>
+        <w:t xml:space="preserve">$</w:t>
+      </w:r>
+      <w:r>
+        <w:rPr>
+          <w:rStyle w:val="NormalTok"/>
+        </w:rPr>
+        <w:t xml:space="preserve">bwt</w:t>
+      </w:r>
+      <w:r>
+        <w:br/>
+      </w:r>
+      <w:r>
+        <w:rPr>
+          <w:rStyle w:val="FunctionTok"/>
+        </w:rPr>
+        <w:t xml:space="preserve">head</w:t>
+      </w:r>
+      <w:r>
+        <w:rPr>
+          <w:rStyle w:val="NormalTok"/>
+        </w:rPr>
+        <w:t xml:space="preserve">(</w:t>
+      </w:r>
+      <w:r>
+        <w:rPr>
+          <w:rStyle w:val="FunctionTok"/>
+        </w:rPr>
+        <w:t xml:space="preserve">data.frame</w:t>
+      </w:r>
+      <w:r>
+        <w:rPr>
+          <w:rStyle w:val="NormalTok"/>
+        </w:rPr>
+        <w:t xml:space="preserve">(</w:t>
+      </w:r>
+      <w:r>
+        <w:br/>
+      </w:r>
+      <w:r>
+        <w:rPr>
+          <w:rStyle w:val="NormalTok"/>
+        </w:rPr>
+        <w:t xml:space="preserve">  </w:t>
+      </w:r>
+      <w:r>
+        <w:rPr>
+          <w:rStyle w:val="AttributeTok"/>
+        </w:rPr>
+        <w:t xml:space="preserve">bwt =</w:t>
+      </w:r>
+      <w:r>
+        <w:rPr>
+          <w:rStyle w:val="NormalTok"/>
+        </w:rPr>
+        <w:t xml:space="preserve"> birthwt</w:t>
+      </w:r>
+      <w:r>
+        <w:rPr>
+          <w:rStyle w:val="SpecialCharTok"/>
+        </w:rPr>
+        <w:t xml:space="preserve">$</w:t>
+      </w:r>
+      <w:r>
+        <w:rPr>
+          <w:rStyle w:val="NormalTok"/>
+        </w:rPr>
+        <w:t xml:space="preserve">bwt,</w:t>
+      </w:r>
+      <w:r>
+        <w:br/>
+      </w:r>
+      <w:r>
+        <w:rPr>
+          <w:rStyle w:val="NormalTok"/>
+        </w:rPr>
+        <w:t xml:space="preserve">  </w:t>
+      </w:r>
+      <w:r>
+        <w:rPr>
+          <w:rStyle w:val="AttributeTok"/>
+        </w:rPr>
+        <w:t xml:space="preserve">fitted =</w:t>
+      </w:r>
+      <w:r>
+        <w:rPr>
+          <w:rStyle w:val="NormalTok"/>
+        </w:rPr>
+        <w:t xml:space="preserve"> </w:t>
+      </w:r>
+      <w:r>
+        <w:rPr>
+          <w:rStyle w:val="FunctionTok"/>
+        </w:rPr>
+        <w:t xml:space="preserve">round</w:t>
+      </w:r>
+      <w:r>
+        <w:rPr>
+          <w:rStyle w:val="NormalTok"/>
+        </w:rPr>
+        <w:t xml:space="preserve">(fitted_bwt, </w:t>
+      </w:r>
+      <w:r>
+        <w:rPr>
+          <w:rStyle w:val="DecValTok"/>
+        </w:rPr>
+        <w:t xml:space="preserve">1</w:t>
+      </w:r>
+      <w:r>
+        <w:rPr>
+          <w:rStyle w:val="NormalTok"/>
+        </w:rPr>
+        <w:t xml:space="preserve">),</w:t>
+      </w:r>
+      <w:r>
+        <w:br/>
+      </w:r>
+      <w:r>
+        <w:rPr>
+          <w:rStyle w:val="NormalTok"/>
+        </w:rPr>
+        <w:t xml:space="preserve">  </w:t>
+      </w:r>
+      <w:r>
+        <w:rPr>
+          <w:rStyle w:val="AttributeTok"/>
+        </w:rPr>
+        <w:t xml:space="preserve">residual =</w:t>
+      </w:r>
+      <w:r>
+        <w:rPr>
+          <w:rStyle w:val="NormalTok"/>
+        </w:rPr>
+        <w:t xml:space="preserve"> </w:t>
+      </w:r>
+      <w:r>
+        <w:rPr>
+          <w:rStyle w:val="FunctionTok"/>
+        </w:rPr>
+        <w:t xml:space="preserve">round</w:t>
+      </w:r>
+      <w:r>
+        <w:rPr>
+          <w:rStyle w:val="NormalTok"/>
+        </w:rPr>
+        <w:t xml:space="preserve">(residual, </w:t>
+      </w:r>
+      <w:r>
+        <w:rPr>
+          <w:rStyle w:val="DecValTok"/>
+        </w:rPr>
+        <w:t xml:space="preserve">1</w:t>
+      </w:r>
+      <w:r>
+        <w:rPr>
+          <w:rStyle w:val="NormalTok"/>
+        </w:rPr>
+        <w:t xml:space="preserve">),</w:t>
+      </w:r>
+      <w:r>
+        <w:br/>
+      </w:r>
+      <w:r>
+        <w:rPr>
+          <w:rStyle w:val="NormalTok"/>
+        </w:rPr>
+        <w:t xml:space="preserve">  </w:t>
+      </w:r>
+      <w:r>
+        <w:rPr>
+          <w:rStyle w:val="AttributeTok"/>
+        </w:rPr>
+        <w:t xml:space="preserve">minus_prediction_error =</w:t>
+      </w:r>
+      <w:r>
+        <w:rPr>
+          <w:rStyle w:val="NormalTok"/>
+        </w:rPr>
+        <w:t xml:space="preserve"> </w:t>
+      </w:r>
+      <w:r>
+        <w:rPr>
+          <w:rStyle w:val="FunctionTok"/>
+        </w:rPr>
+        <w:t xml:space="preserve">round</w:t>
+      </w:r>
+      <w:r>
+        <w:rPr>
+          <w:rStyle w:val="NormalTok"/>
+        </w:rPr>
+        <w:t xml:space="preserve">(</w:t>
+      </w:r>
+      <w:r>
+        <w:rPr>
+          <w:rStyle w:val="SpecialCharTok"/>
+        </w:rPr>
+        <w:t xml:space="preserve">-</w:t>
+      </w:r>
+      <w:r>
+        <w:rPr>
+          <w:rStyle w:val="NormalTok"/>
+        </w:rPr>
+        <w:t xml:space="preserve">prediction_error, </w:t>
+      </w:r>
+      <w:r>
+        <w:rPr>
+          <w:rStyle w:val="DecValTok"/>
+        </w:rPr>
+        <w:t xml:space="preserve">1</w:t>
+      </w:r>
+      <w:r>
+        <w:rPr>
+          <w:rStyle w:val="NormalTok"/>
+        </w:rPr>
+        <w:t xml:space="preserve">)</w:t>
+      </w:r>
+      <w:r>
+        <w:br/>
+      </w:r>
+      <w:r>
+        <w:rPr>
+          <w:rStyle w:val="NormalTok"/>
+        </w:rPr>
+        <w:t xml:space="preserve">))</w:t>
+      </w:r>
+      <w:r>
+        <w:br/>
+      </w:r>
+      <w:r>
+        <w:rPr>
+          <w:rStyle w:val="CommentTok"/>
+        </w:rPr>
+        <w:t xml:space="preserve">#&gt; # A tibble: 6 × 4</w:t>
+      </w:r>
+      <w:r>
+        <w:br/>
+      </w:r>
+      <w:r>
+        <w:rPr>
+          <w:rStyle w:val="CommentTok"/>
+        </w:rPr>
+        <w:t xml:space="preserve">#&gt;     bwt fitted residual minus_prediction_error</w:t>
+      </w:r>
+      <w:r>
+        <w:br/>
+      </w:r>
+      <w:r>
+        <w:rPr>
+          <w:rStyle w:val="CommentTok"/>
+        </w:rPr>
+        <w:t xml:space="preserve">#&gt;   &lt;int&gt;  &lt;dbl&gt;    &lt;dbl&gt;                  &lt;dbl&gt;</w:t>
+      </w:r>
+      <w:r>
+        <w:br/>
+      </w:r>
+      <w:r>
+        <w:rPr>
+          <w:rStyle w:val="CommentTok"/>
+        </w:rPr>
+        <w:t xml:space="preserve">#&gt; 1  2523  3176.    -653.                  -653.</w:t>
+      </w:r>
+      <w:r>
+        <w:br/>
+      </w:r>
+      <w:r>
+        <w:rPr>
+          <w:rStyle w:val="CommentTok"/>
+        </w:rPr>
+        <w:t xml:space="preserve">#&gt; 2  2551  3056.    -505.                  -505.</w:t>
+      </w:r>
+      <w:r>
+        <w:br/>
+      </w:r>
+      <w:r>
+        <w:rPr>
+          <w:rStyle w:val="CommentTok"/>
+        </w:rPr>
+        <w:t xml:space="preserve">#&gt; 3  2557  2835.    -278.                  -278.</w:t>
+      </w:r>
+      <w:r>
+        <w:br/>
+      </w:r>
+      <w:r>
+        <w:rPr>
+          <w:rStyle w:val="CommentTok"/>
+        </w:rPr>
+        <w:t xml:space="preserve">#&gt; 4  2594  2848     -254                   -254 </w:t>
+      </w:r>
+      <w:r>
+        <w:br/>
+      </w:r>
+      <w:r>
+        <w:rPr>
+          <w:rStyle w:val="CommentTok"/>
+        </w:rPr>
+        <w:t xml:space="preserve">#&gt; 5  2600  2844.    -244.                  -244.</w:t>
+      </w:r>
+      <w:r>
+        <w:br/>
+      </w:r>
+      <w:r>
+        <w:rPr>
+          <w:rStyle w:val="CommentTok"/>
+        </w:rPr>
+        <w:t xml:space="preserve">#&gt; 6  2622  2919.    -297.                  -297.</w:t>
+      </w:r>
+      <w:r>
+        <w:br/>
+      </w:r>
+      <w:r>
+        <w:rPr>
+          <w:rStyle w:val="FunctionTok"/>
+        </w:rPr>
+        <w:t xml:space="preserve">max</w:t>
+      </w:r>
+      <w:r>
+        <w:rPr>
+          <w:rStyle w:val="NormalTok"/>
+        </w:rPr>
+        <w:t xml:space="preserve">(</w:t>
+      </w:r>
+      <w:r>
+        <w:rPr>
+          <w:rStyle w:val="FunctionTok"/>
+        </w:rPr>
+        <w:t xml:space="preserve">abs</w:t>
+      </w:r>
+      <w:r>
+        <w:rPr>
+          <w:rStyle w:val="NormalTok"/>
+        </w:rPr>
+        <w:t xml:space="preserve">(residual </w:t>
+      </w:r>
+      <w:r>
+        <w:rPr>
+          <w:rStyle w:val="SpecialCharTok"/>
+        </w:rPr>
+        <w:t xml:space="preserve">-</w:t>
+      </w:r>
+      <w:r>
+        <w:rPr>
+          <w:rStyle w:val="NormalTok"/>
+        </w:rPr>
+        <w:t xml:space="preserve"> (</w:t>
+      </w:r>
+      <w:r>
+        <w:rPr>
+          <w:rStyle w:val="SpecialCharTok"/>
+        </w:rPr>
+        <w:t xml:space="preserve">-</w:t>
+      </w:r>
+      <w:r>
+        <w:rPr>
+          <w:rStyle w:val="NormalTok"/>
+        </w:rPr>
+        <w:t xml:space="preserve">prediction_error)))</w:t>
+      </w:r>
+      <w:r>
+        <w:br/>
+      </w:r>
+      <w:r>
+        <w:rPr>
+          <w:rStyle w:val="CommentTok"/>
+        </w:rPr>
+        <w:t xml:space="preserve">#&gt; [1] 0</w:t>
+      </w:r>
+    </w:p>
+    <w:p>
+      <w:pPr>
+        <w:pStyle w:val="Heading4"/>
+      </w:pPr>
+      <w:r>
+        <w:t xml:space="preserve">Python</w:t>
+      </w:r>
+    </w:p>
+    <w:p>
+      <w:pPr>
+        <w:pStyle w:val="SourceCode"/>
+      </w:pPr>
+      <w:r>
+        <w:rPr>
+          <w:rStyle w:val="ImportTok"/>
+        </w:rPr>
+        <w:t xml:space="preserve">import</w:t>
+      </w:r>
+      <w:r>
+        <w:rPr>
+          <w:rStyle w:val="NormalTok"/>
+        </w:rPr>
+        <w:t xml:space="preserve"> numpy </w:t>
+      </w:r>
+      <w:r>
+        <w:rPr>
+          <w:rStyle w:val="ImportTok"/>
+        </w:rPr>
+        <w:t xml:space="preserve">as</w:t>
+      </w:r>
+      <w:r>
+        <w:rPr>
+          <w:rStyle w:val="NormalTok"/>
+        </w:rPr>
+        <w:t xml:space="preserve"> np</w:t>
+      </w:r>
+      <w:r>
+        <w:br/>
+      </w:r>
+      <w:r>
+        <w:rPr>
+          <w:rStyle w:val="ImportTok"/>
+        </w:rPr>
+        <w:t xml:space="preserve">import</w:t>
+      </w:r>
+      <w:r>
+        <w:rPr>
+          <w:rStyle w:val="NormalTok"/>
+        </w:rPr>
+        <w:t xml:space="preserve"> pandas </w:t>
+      </w:r>
+      <w:r>
+        <w:rPr>
+          <w:rStyle w:val="ImportTok"/>
+        </w:rPr>
+        <w:t xml:space="preserve">as</w:t>
+      </w:r>
+      <w:r>
+        <w:rPr>
+          <w:rStyle w:val="NormalTok"/>
+        </w:rPr>
+        <w:t xml:space="preserve"> pd</w:t>
+      </w:r>
+      <w:r>
+        <w:br/>
+      </w:r>
+      <w:r>
+        <w:br/>
+      </w:r>
+      <w:r>
+        <w:rPr>
+          <w:rStyle w:val="NormalTok"/>
+        </w:rPr>
+        <w:t xml:space="preserve">birthwt </w:t>
+      </w:r>
+      <w:r>
+        <w:rPr>
+          <w:rStyle w:val="OperatorTok"/>
+        </w:rPr>
+        <w:t xml:space="preserve">=</w:t>
+      </w:r>
+      <w:r>
+        <w:rPr>
+          <w:rStyle w:val="NormalTok"/>
+        </w:rPr>
+        <w:t xml:space="preserve"> pd.read_csv(</w:t>
+      </w:r>
+      <w:r>
+        <w:rPr>
+          <w:rStyle w:val="StringTok"/>
+        </w:rPr>
+        <w:t xml:space="preserve">"data/birthwt.csv"</w:t>
+      </w:r>
+      <w:r>
+        <w:rPr>
+          <w:rStyle w:val="NormalTok"/>
+        </w:rPr>
+        <w:t xml:space="preserve">)</w:t>
+      </w:r>
+      <w:r>
+        <w:br/>
+      </w:r>
+      <w:r>
+        <w:rPr>
+          <w:rStyle w:val="NormalTok"/>
+        </w:rPr>
+        <w:t xml:space="preserve">X </w:t>
+      </w:r>
+      <w:r>
+        <w:rPr>
+          <w:rStyle w:val="OperatorTok"/>
+        </w:rPr>
+        <w:t xml:space="preserve">=</w:t>
+      </w:r>
+      <w:r>
+        <w:rPr>
+          <w:rStyle w:val="NormalTok"/>
+        </w:rPr>
+        <w:t xml:space="preserve"> np.column_stack([np.ones(</w:t>
+      </w:r>
+      <w:r>
+        <w:rPr>
+          <w:rStyle w:val="BuiltInTok"/>
+        </w:rPr>
+        <w:t xml:space="preserve">len</w:t>
+      </w:r>
+      <w:r>
+        <w:rPr>
+          <w:rStyle w:val="NormalTok"/>
+        </w:rPr>
+        <w:t xml:space="preserve">(birthwt)), birthwt[</w:t>
+      </w:r>
+      <w:r>
+        <w:rPr>
+          <w:rStyle w:val="StringTok"/>
+        </w:rPr>
+        <w:t xml:space="preserve">"lwt"</w:t>
+      </w:r>
+      <w:r>
+        <w:rPr>
+          <w:rStyle w:val="NormalTok"/>
+        </w:rPr>
+        <w:t xml:space="preserve">]])</w:t>
+      </w:r>
+      <w:r>
+        <w:br/>
+      </w:r>
+      <w:r>
+        <w:rPr>
+          <w:rStyle w:val="NormalTok"/>
+        </w:rPr>
+        <w:t xml:space="preserve">y </w:t>
+      </w:r>
+      <w:r>
+        <w:rPr>
+          <w:rStyle w:val="OperatorTok"/>
+        </w:rPr>
+        <w:t xml:space="preserve">=</w:t>
+      </w:r>
+      <w:r>
+        <w:rPr>
+          <w:rStyle w:val="NormalTok"/>
+        </w:rPr>
+        <w:t xml:space="preserve"> birthwt[</w:t>
+      </w:r>
+      <w:r>
+        <w:rPr>
+          <w:rStyle w:val="StringTok"/>
+        </w:rPr>
+        <w:t xml:space="preserve">"bwt"</w:t>
+      </w:r>
+      <w:r>
+        <w:rPr>
+          <w:rStyle w:val="NormalTok"/>
+        </w:rPr>
+        <w:t xml:space="preserve">].to_numpy(dtype</w:t>
+      </w:r>
+      <w:r>
+        <w:rPr>
+          <w:rStyle w:val="OperatorTok"/>
+        </w:rPr>
+        <w:t xml:space="preserve">=</w:t>
+      </w:r>
+      <w:r>
+        <w:rPr>
+          <w:rStyle w:val="BuiltInTok"/>
+        </w:rPr>
+        <w:t xml:space="preserve">float</w:t>
+      </w:r>
+      <w:r>
+        <w:rPr>
+          <w:rStyle w:val="NormalTok"/>
+        </w:rPr>
+        <w:t xml:space="preserve">)</w:t>
+      </w:r>
+      <w:r>
+        <w:br/>
+      </w:r>
+      <w:r>
+        <w:rPr>
+          <w:rStyle w:val="NormalTok"/>
+        </w:rPr>
+        <w:t xml:space="preserve">coef </w:t>
+      </w:r>
+      <w:r>
+        <w:rPr>
+          <w:rStyle w:val="OperatorTok"/>
+        </w:rPr>
+        <w:t xml:space="preserve">=</w:t>
+      </w:r>
+      <w:r>
+        <w:rPr>
+          <w:rStyle w:val="NormalTok"/>
+        </w:rPr>
+        <w:t xml:space="preserve"> np.linalg.lstsq(X, y, rcond</w:t>
+      </w:r>
+      <w:r>
+        <w:rPr>
+          <w:rStyle w:val="OperatorTok"/>
+        </w:rPr>
+        <w:t xml:space="preserve">=</w:t>
+      </w:r>
+      <w:r>
+        <w:rPr>
+          <w:rStyle w:val="VariableTok"/>
+        </w:rPr>
+        <w:t xml:space="preserve">None</w:t>
+      </w:r>
+      <w:r>
+        <w:rPr>
+          <w:rStyle w:val="NormalTok"/>
+        </w:rPr>
+        <w:t xml:space="preserve">)[</w:t>
+      </w:r>
+      <w:r>
+        <w:rPr>
+          <w:rStyle w:val="DecValTok"/>
+        </w:rPr>
+        <w:t xml:space="preserve">0</w:t>
+      </w:r>
+      <w:r>
+        <w:rPr>
+          <w:rStyle w:val="NormalTok"/>
+        </w:rPr>
+        <w:t xml:space="preserve">]</w:t>
+      </w:r>
+      <w:r>
+        <w:br/>
+      </w:r>
+      <w:r>
+        <w:rPr>
+          <w:rStyle w:val="NormalTok"/>
+        </w:rPr>
+        <w:t xml:space="preserve">fitted_bwt </w:t>
+      </w:r>
+      <w:r>
+        <w:rPr>
+          <w:rStyle w:val="OperatorTok"/>
+        </w:rPr>
+        <w:t xml:space="preserve">=</w:t>
+      </w:r>
+      <w:r>
+        <w:rPr>
+          <w:rStyle w:val="NormalTok"/>
+        </w:rPr>
+        <w:t xml:space="preserve"> X </w:t>
+      </w:r>
+      <w:r>
+        <w:rPr>
+          <w:rStyle w:val="OperatorTok"/>
+        </w:rPr>
+        <w:t xml:space="preserve">@</w:t>
+      </w:r>
+      <w:r>
+        <w:rPr>
+          <w:rStyle w:val="NormalTok"/>
+        </w:rPr>
+        <w:t xml:space="preserve"> coef</w:t>
+      </w:r>
+      <w:r>
+        <w:br/>
+      </w:r>
+      <w:r>
+        <w:rPr>
+          <w:rStyle w:val="NormalTok"/>
+        </w:rPr>
+        <w:t xml:space="preserve">residual </w:t>
+      </w:r>
+      <w:r>
+        <w:rPr>
+          <w:rStyle w:val="OperatorTok"/>
+        </w:rPr>
+        <w:t xml:space="preserve">=</w:t>
+      </w:r>
+      <w:r>
+        <w:rPr>
+          <w:rStyle w:val="NormalTok"/>
+        </w:rPr>
+        <w:t xml:space="preserve"> y </w:t>
+      </w:r>
+      <w:r>
+        <w:rPr>
+          <w:rStyle w:val="OperatorTok"/>
+        </w:rPr>
+        <w:t xml:space="preserve">-</w:t>
+      </w:r>
+      <w:r>
+        <w:rPr>
+          <w:rStyle w:val="NormalTok"/>
+        </w:rPr>
+        <w:t xml:space="preserve"> fitted_bwt</w:t>
+      </w:r>
+      <w:r>
+        <w:br/>
+      </w:r>
+      <w:r>
+        <w:rPr>
+          <w:rStyle w:val="NormalTok"/>
+        </w:rPr>
+        <w:t xml:space="preserve">prediction_error </w:t>
+      </w:r>
+      <w:r>
+        <w:rPr>
+          <w:rStyle w:val="OperatorTok"/>
+        </w:rPr>
+        <w:t xml:space="preserve">=</w:t>
+      </w:r>
+      <w:r>
+        <w:rPr>
+          <w:rStyle w:val="NormalTok"/>
+        </w:rPr>
+        <w:t xml:space="preserve"> fitted_bwt </w:t>
+      </w:r>
+      <w:r>
+        <w:rPr>
+          <w:rStyle w:val="OperatorTok"/>
+        </w:rPr>
+        <w:t xml:space="preserve">-</w:t>
+      </w:r>
+      <w:r>
+        <w:rPr>
+          <w:rStyle w:val="NormalTok"/>
+        </w:rPr>
+        <w:t xml:space="preserve"> y</w:t>
+      </w:r>
+      <w:r>
+        <w:br/>
+      </w:r>
+      <w:r>
+        <w:rPr>
+          <w:rStyle w:val="BuiltInTok"/>
+        </w:rPr>
+        <w:t xml:space="preserve">print</w:t>
+      </w:r>
+      <w:r>
+        <w:rPr>
+          <w:rStyle w:val="NormalTok"/>
+        </w:rPr>
+        <w:t xml:space="preserve">(pd.DataFrame({</w:t>
+      </w:r>
+      <w:r>
+        <w:br/>
+      </w:r>
+      <w:r>
+        <w:rPr>
+          <w:rStyle w:val="NormalTok"/>
+        </w:rPr>
+        <w:t xml:space="preserve">    </w:t>
+      </w:r>
+      <w:r>
+        <w:rPr>
+          <w:rStyle w:val="StringTok"/>
+        </w:rPr>
+        <w:t xml:space="preserve">"bwt"</w:t>
+      </w:r>
+      <w:r>
+        <w:rPr>
+          <w:rStyle w:val="NormalTok"/>
+        </w:rPr>
+        <w:t xml:space="preserve">: y,</w:t>
+      </w:r>
+      <w:r>
+        <w:br/>
+      </w:r>
+      <w:r>
+        <w:rPr>
+          <w:rStyle w:val="NormalTok"/>
+        </w:rPr>
+        <w:t xml:space="preserve">    </w:t>
+      </w:r>
+      <w:r>
+        <w:rPr>
+          <w:rStyle w:val="StringTok"/>
+        </w:rPr>
+        <w:t xml:space="preserve">"fitted"</w:t>
+      </w:r>
+      <w:r>
+        <w:rPr>
+          <w:rStyle w:val="NormalTok"/>
+        </w:rPr>
+        <w:t xml:space="preserve">: fitted_bwt.</w:t>
+      </w:r>
+      <w:r>
+        <w:rPr>
+          <w:rStyle w:val="BuiltInTok"/>
+        </w:rPr>
+        <w:t xml:space="preserve">round</w:t>
+      </w:r>
+      <w:r>
+        <w:rPr>
+          <w:rStyle w:val="NormalTok"/>
+        </w:rPr>
+        <w:t xml:space="preserve">(</w:t>
+      </w:r>
+      <w:r>
+        <w:rPr>
+          <w:rStyle w:val="DecValTok"/>
+        </w:rPr>
+        <w:t xml:space="preserve">1</w:t>
+      </w:r>
+      <w:r>
+        <w:rPr>
+          <w:rStyle w:val="NormalTok"/>
+        </w:rPr>
+        <w:t xml:space="preserve">),</w:t>
+      </w:r>
+      <w:r>
+        <w:br/>
+      </w:r>
+      <w:r>
+        <w:rPr>
+          <w:rStyle w:val="NormalTok"/>
+        </w:rPr>
+        <w:t xml:space="preserve">    </w:t>
+      </w:r>
+      <w:r>
+        <w:rPr>
+          <w:rStyle w:val="StringTok"/>
+        </w:rPr>
+        <w:t xml:space="preserve">"residual"</w:t>
+      </w:r>
+      <w:r>
+        <w:rPr>
+          <w:rStyle w:val="NormalTok"/>
+        </w:rPr>
+        <w:t xml:space="preserve">: residual.</w:t>
+      </w:r>
+      <w:r>
+        <w:rPr>
+          <w:rStyle w:val="BuiltInTok"/>
+        </w:rPr>
+        <w:t xml:space="preserve">round</w:t>
+      </w:r>
+      <w:r>
+        <w:rPr>
+          <w:rStyle w:val="NormalTok"/>
+        </w:rPr>
+        <w:t xml:space="preserve">(</w:t>
+      </w:r>
+      <w:r>
+        <w:rPr>
+          <w:rStyle w:val="DecValTok"/>
+        </w:rPr>
+        <w:t xml:space="preserve">1</w:t>
+      </w:r>
+      <w:r>
+        <w:rPr>
+          <w:rStyle w:val="NormalTok"/>
+        </w:rPr>
+        <w:t xml:space="preserve">),</w:t>
+      </w:r>
+      <w:r>
+        <w:br/>
+      </w:r>
+      <w:r>
+        <w:rPr>
+          <w:rStyle w:val="NormalTok"/>
+        </w:rPr>
+        <w:t xml:space="preserve">    </w:t>
+      </w:r>
+      <w:r>
+        <w:rPr>
+          <w:rStyle w:val="StringTok"/>
+        </w:rPr>
+        <w:t xml:space="preserve">"minus_prediction_error"</w:t>
+      </w:r>
+      <w:r>
+        <w:rPr>
+          <w:rStyle w:val="NormalTok"/>
+        </w:rPr>
+        <w:t xml:space="preserve">: (</w:t>
+      </w:r>
+      <w:r>
+        <w:rPr>
+          <w:rStyle w:val="OperatorTok"/>
+        </w:rPr>
+        <w:t xml:space="preserve">-</w:t>
+      </w:r>
+      <w:r>
+        <w:rPr>
+          <w:rStyle w:val="NormalTok"/>
+        </w:rPr>
+        <w:t xml:space="preserve">prediction_error).</w:t>
+      </w:r>
+      <w:r>
+        <w:rPr>
+          <w:rStyle w:val="BuiltInTok"/>
+        </w:rPr>
+        <w:t xml:space="preserve">round</w:t>
+      </w:r>
+      <w:r>
+        <w:rPr>
+          <w:rStyle w:val="NormalTok"/>
+        </w:rPr>
+        <w:t xml:space="preserve">(</w:t>
+      </w:r>
+      <w:r>
+        <w:rPr>
+          <w:rStyle w:val="DecValTok"/>
+        </w:rPr>
+        <w:t xml:space="preserve">1</w:t>
+      </w:r>
+      <w:r>
+        <w:rPr>
+          <w:rStyle w:val="NormalTok"/>
+        </w:rPr>
+        <w:t xml:space="preserve">),</w:t>
+      </w:r>
+      <w:r>
+        <w:br/>
+      </w:r>
+      <w:r>
+        <w:rPr>
+          <w:rStyle w:val="NormalTok"/>
+        </w:rPr>
+        <w:t xml:space="preserve">}).head())</w:t>
+      </w:r>
+      <w:r>
+        <w:br/>
+      </w:r>
+      <w:r>
+        <w:rPr>
+          <w:rStyle w:val="CommentTok"/>
+        </w:rPr>
+        <w:t xml:space="preserve">#&gt;       bwt  fitted  residual  minus_prediction_error</w:t>
+      </w:r>
+      <w:r>
+        <w:br/>
+      </w:r>
+      <w:r>
+        <w:rPr>
+          <w:rStyle w:val="CommentTok"/>
+        </w:rPr>
+        <w:t xml:space="preserve">#&gt; 0  2523.0  3175.7    -652.7                  -652.7</w:t>
+      </w:r>
+      <w:r>
+        <w:br/>
+      </w:r>
+      <w:r>
+        <w:rPr>
+          <w:rStyle w:val="CommentTok"/>
+        </w:rPr>
+        <w:t xml:space="preserve">#&gt; 1  2551.0  3056.1    -505.1                  -505.1</w:t>
+      </w:r>
+      <w:r>
+        <w:br/>
+      </w:r>
+      <w:r>
+        <w:rPr>
+          <w:rStyle w:val="CommentTok"/>
+        </w:rPr>
+        <w:t xml:space="preserve">#&gt; 2  2557.0  2834.7    -277.7                  -277.7</w:t>
+      </w:r>
+      <w:r>
+        <w:br/>
+      </w:r>
+      <w:r>
+        <w:rPr>
+          <w:rStyle w:val="CommentTok"/>
+        </w:rPr>
+        <w:t xml:space="preserve">#&gt; 3  2594.0  2848.0    -254.0                  -254.0</w:t>
+      </w:r>
+      <w:r>
+        <w:br/>
+      </w:r>
+      <w:r>
+        <w:rPr>
+          <w:rStyle w:val="CommentTok"/>
+        </w:rPr>
+        <w:t xml:space="preserve">#&gt; 4  2600.0  2843.5    -243.5                  -243.5</w:t>
+      </w:r>
+      <w:r>
+        <w:br/>
+      </w:r>
+      <w:r>
+        <w:rPr>
+          <w:rStyle w:val="BuiltInTok"/>
+        </w:rPr>
+        <w:t xml:space="preserve">print</w:t>
+      </w:r>
+      <w:r>
+        <w:rPr>
+          <w:rStyle w:val="NormalTok"/>
+        </w:rPr>
+        <w:t xml:space="preserve">(np.</w:t>
+      </w:r>
+      <w:r>
+        <w:rPr>
+          <w:rStyle w:val="BuiltInTok"/>
+        </w:rPr>
+        <w:t xml:space="preserve">max</w:t>
+      </w:r>
+      <w:r>
+        <w:rPr>
+          <w:rStyle w:val="NormalTok"/>
+        </w:rPr>
+        <w:t xml:space="preserve">(np.</w:t>
+      </w:r>
+      <w:r>
+        <w:rPr>
+          <w:rStyle w:val="BuiltInTok"/>
+        </w:rPr>
+        <w:t xml:space="preserve">abs</w:t>
+      </w:r>
+      <w:r>
+        <w:rPr>
+          <w:rStyle w:val="NormalTok"/>
+        </w:rPr>
+        <w:t xml:space="preserve">(residual </w:t>
+      </w:r>
+      <w:r>
+        <w:rPr>
+          <w:rStyle w:val="OperatorTok"/>
+        </w:rPr>
+        <w:t xml:space="preserve">-</w:t>
+      </w:r>
+      <w:r>
+        <w:rPr>
+          <w:rStyle w:val="NormalTok"/>
+        </w:rPr>
+        <w:t xml:space="preserve"> (</w:t>
+      </w:r>
+      <w:r>
+        <w:rPr>
+          <w:rStyle w:val="OperatorTok"/>
+        </w:rPr>
+        <w:t xml:space="preserve">-</w:t>
+      </w:r>
+      <w:r>
+        <w:rPr>
+          <w:rStyle w:val="NormalTok"/>
+        </w:rPr>
+        <w:t xml:space="preserve">prediction_error))))</w:t>
+      </w:r>
+      <w:r>
+        <w:br/>
+      </w:r>
+      <w:r>
+        <w:rPr>
+          <w:rStyle w:val="CommentTok"/>
+        </w:rPr>
+        <w:t xml:space="preserve">#&gt; 0.0</w:t>
+      </w:r>
+    </w:p>
+    <w:p>
+      <w:pPr>
+        <w:pStyle w:val="FirstParagraph"/>
+      </w:pPr>
+      <w:r>
+        <w:t xml:space="preserve">The last two columns agree in every row,</w:t>
+      </w:r>
+      <w:r>
+        <w:t xml:space="preserve"> </w:t>
+      </w:r>
+      <w:r>
+        <w:t xml:space="preserve">and the largest difference between them over all</w:t>
+      </w:r>
+      <w:r>
+        <w:t xml:space="preserve"> </w:t>
+      </w:r>
+      <w:r>
+        <w:t xml:space="preserve">189 babies is 0,</w:t>
+      </w:r>
+      <w:r>
+        <w:t xml:space="preserve"> </w:t>
+      </w:r>
+      <w:r>
+        <w:t xml:space="preserve">as</w:t>
+      </w:r>
+      <w:r>
+        <w:t xml:space="preserve"> </w:t>
+      </w:r>
+      <w:hyperlink w:anchor="cor-residual-prediction-error">
+        <w:r>
+          <w:rPr>
+            <w:rStyle w:val="Hyperlink"/>
+          </w:rPr>
+          <w:t xml:space="preserve">Corollary 1</w:t>
+        </w:r>
+      </w:hyperlink>
+      <w:r>
+        <w:t xml:space="preserve"> </w:t>
+      </w:r>
+      <w:r>
+        <w:t xml:space="preserve">says.</w:t>
+      </w:r>
+    </w:p>
+    <w:bookmarkEnd w:id="23"/>
+    <w:bookmarkStart w:id="25" w:name="rem-prediction-error"/>
+    <w:p>
+      <w:pPr>
+        <w:pStyle w:val="BodyText"/>
+      </w:pPr>
+      <w:r>
+        <w:rPr>
+          <w:i/>
+          <w:iCs/>
+        </w:rPr>
+        <w:t xml:space="preserve">Remark 3</w:t>
+      </w:r>
+      <w:r>
+        <w:t xml:space="preserve"> (Prediction errors and residuals). </w:t>
+      </w:r>
+      <w:r>
+        <w:t xml:space="preserve">The prediction in</w:t>
+      </w:r>
+      <w:r>
+        <w:t xml:space="preserve"> </w:t>
+      </w:r>
+      <w:hyperlink w:anchor="def-prediction-error">
+        <w:r>
+          <w:rPr>
+            <w:rStyle w:val="Hyperlink"/>
+          </w:rPr>
+          <w:t xml:space="preserve">Definition 4</w:t>
+        </w:r>
+      </w:hyperlink>
+      <w:r>
+        <w:t xml:space="preserve"> </w:t>
+      </w:r>
+      <w:r>
+        <w:t xml:space="preserve">can be a</w:t>
+      </w:r>
+      <w:r>
+        <w:t xml:space="preserve"> </w:t>
+      </w:r>
+      <w:hyperlink w:anchor="def-fitted-value">
+        <w:r>
+          <w:rPr>
+            <w:rStyle w:val="Hyperlink"/>
+          </w:rPr>
+          <w:t xml:space="preserve">fitted value</w:t>
+        </w:r>
+      </w:hyperlink>
+      <w:r>
+        <w:t xml:space="preserve">,</w:t>
+      </w:r>
+      <w:r>
+        <w:t xml:space="preserve"> </w:t>
+      </w:r>
+      <w:r>
+        <w:t xml:space="preserve">for an observation used to fit the model,</w:t>
+      </w:r>
+      <w:r>
+        <w:t xml:space="preserve"> </w:t>
+      </w:r>
+      <w:r>
+        <w:t xml:space="preserve">or a prediction for an observation that was not used to fit the model.</w:t>
+      </w:r>
+      <w:r>
+        <w:t xml:space="preserve"> </w:t>
+      </w:r>
+      <w:r>
+        <w:t xml:space="preserve">Prediction error is oriented the same way as</w:t>
+      </w:r>
+      <w:r>
+        <w:t xml:space="preserve"> </w:t>
+      </w:r>
+      <w:hyperlink r:id="rId24">
+        <w:r>
+          <w:rPr>
+            <w:rStyle w:val="Hyperlink"/>
+          </w:rPr>
+          <w:t xml:space="preserve">estimation error</w:t>
+        </w:r>
+      </w:hyperlink>
+      <w:r>
+        <w:t xml:space="preserve">:</w:t>
+      </w:r>
+      <w:r>
+        <w:t xml:space="preserve"> </w:t>
+      </w:r>
+      <w:r>
+        <w:t xml:space="preserve">estimate minus true value.</w:t>
       </w:r>
     </w:p>
     <w:p>
@@ -1796,2103 +4001,14 @@
                 </m:e>
                 <m:sub>
                   <m:r>
-                    <m:t>i</m:t>
+                    <m:rPr>
+                      <m:nor/>
+                      <m:sty m:val="p"/>
+                    </m:rPr>
+                    <m:t>pred</m:t>
                   </m:r>
                 </m:sub>
               </m:sSub>
-              <m:r>
-                <m:t>&amp;</m:t>
-              </m:r>
-              <m:r>
-                <m:rPr>
-                  <m:sty m:val="p"/>
-                </m:rPr>
-                <m:t>=</m:t>
-              </m:r>
-              <m:sSub>
-                <m:e>
-                  <m:acc>
-                    <m:accPr>
-                      <m:chr m:val="̂"/>
-                    </m:accPr>
-                    <m:e>
-                      <m:r>
-                        <m:t>y</m:t>
-                      </m:r>
-                    </m:e>
-                  </m:acc>
-                </m:e>
-                <m:sub>
-                  <m:r>
-                    <m:t>i</m:t>
-                  </m:r>
-                </m:sub>
-              </m:sSub>
-              <m:r>
-                <m:rPr>
-                  <m:sty m:val="p"/>
-                </m:rPr>
-                <m:t>−</m:t>
-              </m:r>
-              <m:sSub>
-                <m:e>
-                  <m:r>
-                    <m:t>y</m:t>
-                  </m:r>
-                </m:e>
-                <m:sub>
-                  <m:r>
-                    <m:t>i</m:t>
-                  </m:r>
-                </m:sub>
-              </m:sSub>
-              <m:r>
-                <m:t>&amp;</m:t>
-              </m:r>
-              <m:r>
-                <m:t>&amp;</m:t>
-              </m:r>
-              <m:r>
-                <m:rPr>
-                  <m:nor/>
-                  <m:sty m:val="p"/>
-                </m:rPr>
-                <m:t>(definition of prediction error)</m:t>
-              </m:r>
-            </m:e>
-            <m:e>
-              <m:r>
-                <m:t>&amp;</m:t>
-              </m:r>
-              <m:r>
-                <m:rPr>
-                  <m:sty m:val="p"/>
-                </m:rPr>
-                <m:t>=</m:t>
-              </m:r>
-              <m:r>
-                <m:rPr>
-                  <m:sty m:val="p"/>
-                </m:rPr>
-                <m:t>−</m:t>
-              </m:r>
-              <m:r>
-                <m:rPr>
-                  <m:sty m:val="p"/>
-                </m:rPr>
-                <m:t>(</m:t>
-              </m:r>
-              <m:sSub>
-                <m:e>
-                  <m:r>
-                    <m:t>y</m:t>
-                  </m:r>
-                </m:e>
-                <m:sub>
-                  <m:r>
-                    <m:t>i</m:t>
-                  </m:r>
-                </m:sub>
-              </m:sSub>
-              <m:r>
-                <m:rPr>
-                  <m:sty m:val="p"/>
-                </m:rPr>
-                <m:t>−</m:t>
-              </m:r>
-              <m:sSub>
-                <m:e>
-                  <m:acc>
-                    <m:accPr>
-                      <m:chr m:val="̂"/>
-                    </m:accPr>
-                    <m:e>
-                      <m:r>
-                        <m:t>y</m:t>
-                      </m:r>
-                    </m:e>
-                  </m:acc>
-                </m:e>
-                <m:sub>
-                  <m:r>
-                    <m:t>i</m:t>
-                  </m:r>
-                </m:sub>
-              </m:sSub>
-              <m:r>
-                <m:rPr>
-                  <m:sty m:val="p"/>
-                </m:rPr>
-                <m:t>)</m:t>
-              </m:r>
-              <m:r>
-                <m:t>&amp;</m:t>
-              </m:r>
-              <m:r>
-                <m:t>&amp;</m:t>
-              </m:r>
-              <m:r>
-                <m:rPr>
-                  <m:nor/>
-                  <m:sty m:val="p"/>
-                </m:rPr>
-                <m:t>(factor out </m:t>
-              </m:r>
-              <m:r>
-                <m:rPr>
-                  <m:sty m:val="p"/>
-                </m:rPr>
-                <m:t>−</m:t>
-              </m:r>
-              <m:r>
-                <m:t>1</m:t>
-              </m:r>
-              <m:r>
-                <m:rPr>
-                  <m:nor/>
-                  <m:sty m:val="p"/>
-                </m:rPr>
-                <m:t>)</m:t>
-              </m:r>
-            </m:e>
-            <m:e>
-              <m:r>
-                <m:t>&amp;</m:t>
-              </m:r>
-              <m:r>
-                <m:rPr>
-                  <m:sty m:val="p"/>
-                </m:rPr>
-                <m:t>=</m:t>
-              </m:r>
-              <m:r>
-                <m:rPr>
-                  <m:sty m:val="p"/>
-                </m:rPr>
-                <m:t>−</m:t>
-              </m:r>
-              <m:sSub>
-                <m:e>
-                  <m:r>
-                    <m:t>r</m:t>
-                  </m:r>
-                </m:e>
-                <m:sub>
-                  <m:r>
-                    <m:t>i</m:t>
-                  </m:r>
-                </m:sub>
-              </m:sSub>
-              <m:r>
-                <m:t>&amp;</m:t>
-              </m:r>
-              <m:r>
-                <m:t>&amp;</m:t>
-              </m:r>
-              <m:r>
-                <m:rPr>
-                  <m:nor/>
-                  <m:sty m:val="p"/>
-                </m:rPr>
-                <m:t>(definition of residual)</m:t>
-              </m:r>
-            </m:e>
-          </m:eqArr>
-        </m:oMath>
-      </m:oMathPara>
-    </w:p>
-    <w:bookmarkEnd w:id="18"/>
-    <w:bookmarkStart w:id="19" w:name="thm-prediction-error-residual"/>
-    <w:p>
-      <w:pPr>
-        <w:pStyle w:val="FirstParagraph"/>
-      </w:pPr>
-      <w:r>
-        <w:rPr>
-          <w:b/>
-          <w:bCs/>
-        </w:rPr>
-        <w:t xml:space="preserve">Theorem 1 (Prediction error is the negative of the residual)</w:t>
-      </w:r>
-      <w:r>
-        <w:t xml:space="preserve"> </w:t>
-      </w:r>
-      <w:r>
-        <w:t xml:space="preserve">For an observation</w:t>
-      </w:r>
-      <w:r>
-        <w:t xml:space="preserve"> </w:t>
-      </w:r>
-      <m:oMath>
-        <m:r>
-          <m:t>i</m:t>
-        </m:r>
-      </m:oMath>
-      <w:r>
-        <w:t xml:space="preserve">,</w:t>
-      </w:r>
-      <w:r>
-        <w:t xml:space="preserve"> </w:t>
-      </w:r>
-      <w:r>
-        <w:t xml:space="preserve">the</w:t>
-      </w:r>
-      <w:r>
-        <w:t xml:space="preserve"> </w:t>
-      </w:r>
-      <w:hyperlink w:anchor="def-prediction-error">
-        <w:r>
-          <w:rPr>
-            <w:rStyle w:val="Hyperlink"/>
-          </w:rPr>
-          <w:t xml:space="preserve">prediction error</w:t>
-        </w:r>
-      </w:hyperlink>
-      <w:r>
-        <w:t xml:space="preserve"> </w:t>
-      </w:r>
-      <w:r>
-        <w:t xml:space="preserve">of its</w:t>
-      </w:r>
-      <w:r>
-        <w:t xml:space="preserve"> </w:t>
-      </w:r>
-      <w:hyperlink w:anchor="def-fitted-value">
-        <w:r>
-          <w:rPr>
-            <w:rStyle w:val="Hyperlink"/>
-          </w:rPr>
-          <w:t xml:space="preserve">fitted value</w:t>
-        </w:r>
-      </w:hyperlink>
-      <w:r>
-        <w:t xml:space="preserve"> </w:t>
-      </w:r>
-      <w:r>
-        <w:t xml:space="preserve">is the negative of its</w:t>
-      </w:r>
-      <w:r>
-        <w:t xml:space="preserve"> </w:t>
-      </w:r>
-      <w:hyperlink w:anchor="def-residual">
-        <w:r>
-          <w:rPr>
-            <w:rStyle w:val="Hyperlink"/>
-          </w:rPr>
-          <w:t xml:space="preserve">residual</w:t>
-        </w:r>
-      </w:hyperlink>
-      <w:r>
-        <w:t xml:space="preserve">:</w:t>
-      </w:r>
-    </w:p>
-    <w:p>
-      <w:pPr>
-        <w:pStyle w:val="BodyText"/>
-      </w:pPr>
-      <m:oMathPara>
-        <m:oMathParaPr>
-          <m:jc m:val="center"/>
-        </m:oMathParaPr>
-        <m:oMath>
-          <m:sSub>
-            <m:e>
-              <m:r>
-                <m:t>ε</m:t>
-              </m:r>
-            </m:e>
-            <m:sub>
-              <m:r>
-                <m:t>i</m:t>
-              </m:r>
-            </m:sub>
-          </m:sSub>
-          <m:r>
-            <m:rPr>
-              <m:sty m:val="p"/>
-            </m:rPr>
-            <m:t>=</m:t>
-          </m:r>
-          <m:r>
-            <m:rPr>
-              <m:sty m:val="p"/>
-            </m:rPr>
-            <m:t>−</m:t>
-          </m:r>
-          <m:sSub>
-            <m:e>
-              <m:r>
-                <m:t>r</m:t>
-              </m:r>
-            </m:e>
-            <m:sub>
-              <m:r>
-                <m:t>i</m:t>
-              </m:r>
-            </m:sub>
-          </m:sSub>
-          <m:r>
-            <m:rPr>
-              <m:sty m:val="p"/>
-            </m:rPr>
-            <m:t>.</m:t>
-          </m:r>
-        </m:oMath>
-      </m:oMathPara>
-    </w:p>
-    <w:bookmarkEnd w:id="19"/>
-    <w:p>
-      <w:pPr>
-        <w:pStyle w:val="FirstParagraph"/>
-      </w:pPr>
-      <w:r>
-        <w:rPr>
-          <w:i/>
-          <w:iCs/>
-        </w:rPr>
-        <w:t xml:space="preserve">Proof</w:t>
-      </w:r>
-      <w:r>
-        <w:t xml:space="preserve">. </w:t>
-      </w:r>
-      <w:r>
-        <w:t xml:space="preserve">This is the solution to</w:t>
-      </w:r>
-      <w:r>
-        <w:t xml:space="preserve"> </w:t>
-      </w:r>
-      <w:hyperlink w:anchor="exr-prediction-error-residual">
-        <w:r>
-          <w:rPr>
-            <w:rStyle w:val="Hyperlink"/>
-          </w:rPr>
-          <w:t xml:space="preserve">Exercise 1</w:t>
-        </w:r>
-      </w:hyperlink>
-      <w:r>
-        <w:t xml:space="preserve">.</w:t>
-      </w:r>
-    </w:p>
-    <w:bookmarkStart w:id="20" w:name="cor-residual-prediction-error"/>
-    <w:p>
-      <w:pPr>
-        <w:pStyle w:val="BodyText"/>
-      </w:pPr>
-      <w:r>
-        <w:rPr>
-          <w:b/>
-          <w:bCs/>
-        </w:rPr>
-        <w:t xml:space="preserve">Corollary 1 (The residual is the negative of the prediction error)</w:t>
-      </w:r>
-      <w:r>
-        <w:t xml:space="preserve"> </w:t>
-      </w:r>
-      <w:r>
-        <w:t xml:space="preserve">For an observation</w:t>
-      </w:r>
-      <w:r>
-        <w:t xml:space="preserve"> </w:t>
-      </w:r>
-      <m:oMath>
-        <m:r>
-          <m:t>i</m:t>
-        </m:r>
-      </m:oMath>
-      <w:r>
-        <w:t xml:space="preserve">,</w:t>
-      </w:r>
-      <w:r>
-        <w:t xml:space="preserve"> </w:t>
-      </w:r>
-      <w:r>
-        <w:t xml:space="preserve">its</w:t>
-      </w:r>
-      <w:r>
-        <w:t xml:space="preserve"> </w:t>
-      </w:r>
-      <w:hyperlink w:anchor="def-residual">
-        <w:r>
-          <w:rPr>
-            <w:rStyle w:val="Hyperlink"/>
-          </w:rPr>
-          <w:t xml:space="preserve">residual</w:t>
-        </w:r>
-      </w:hyperlink>
-      <w:r>
-        <w:t xml:space="preserve"> </w:t>
-      </w:r>
-      <w:r>
-        <w:t xml:space="preserve">is the negative of</w:t>
-      </w:r>
-      <w:r>
-        <w:t xml:space="preserve"> </w:t>
-      </w:r>
-      <w:r>
-        <w:t xml:space="preserve">the</w:t>
-      </w:r>
-      <w:r>
-        <w:t xml:space="preserve"> </w:t>
-      </w:r>
-      <w:hyperlink w:anchor="def-prediction-error">
-        <w:r>
-          <w:rPr>
-            <w:rStyle w:val="Hyperlink"/>
-          </w:rPr>
-          <w:t xml:space="preserve">prediction error</w:t>
-        </w:r>
-      </w:hyperlink>
-      <w:r>
-        <w:t xml:space="preserve"> </w:t>
-      </w:r>
-      <w:r>
-        <w:t xml:space="preserve">of its</w:t>
-      </w:r>
-      <w:r>
-        <w:t xml:space="preserve"> </w:t>
-      </w:r>
-      <w:hyperlink w:anchor="def-fitted-value">
-        <w:r>
-          <w:rPr>
-            <w:rStyle w:val="Hyperlink"/>
-          </w:rPr>
-          <w:t xml:space="preserve">fitted value</w:t>
-        </w:r>
-      </w:hyperlink>
-      <w:r>
-        <w:t xml:space="preserve">:</w:t>
-      </w:r>
-    </w:p>
-    <w:p>
-      <w:pPr>
-        <w:pStyle w:val="BodyText"/>
-      </w:pPr>
-      <m:oMathPara>
-        <m:oMathParaPr>
-          <m:jc m:val="center"/>
-        </m:oMathParaPr>
-        <m:oMath>
-          <m:sSub>
-            <m:e>
-              <m:r>
-                <m:t>r</m:t>
-              </m:r>
-            </m:e>
-            <m:sub>
-              <m:r>
-                <m:t>i</m:t>
-              </m:r>
-            </m:sub>
-          </m:sSub>
-          <m:r>
-            <m:rPr>
-              <m:sty m:val="p"/>
-            </m:rPr>
-            <m:t>=</m:t>
-          </m:r>
-          <m:r>
-            <m:rPr>
-              <m:sty m:val="p"/>
-            </m:rPr>
-            <m:t>−</m:t>
-          </m:r>
-          <m:sSub>
-            <m:e>
-              <m:r>
-                <m:t>ε</m:t>
-              </m:r>
-            </m:e>
-            <m:sub>
-              <m:r>
-                <m:t>i</m:t>
-              </m:r>
-            </m:sub>
-          </m:sSub>
-          <m:r>
-            <m:rPr>
-              <m:sty m:val="p"/>
-            </m:rPr>
-            <m:t>.</m:t>
-          </m:r>
-        </m:oMath>
-      </m:oMathPara>
-    </w:p>
-    <w:bookmarkEnd w:id="20"/>
-    <w:p>
-      <w:pPr>
-        <w:pStyle w:val="FirstParagraph"/>
-      </w:pPr>
-      <w:r>
-        <w:rPr>
-          <w:i/>
-          <w:iCs/>
-        </w:rPr>
-        <w:t xml:space="preserve">Proof</w:t>
-      </w:r>
-      <w:r>
-        <w:t xml:space="preserve">. </w:t>
-      </w:r>
-      <w:r>
-        <w:t xml:space="preserve">Multiply both sides of</w:t>
-      </w:r>
-      <w:r>
-        <w:t xml:space="preserve"> </w:t>
-      </w:r>
-      <w:hyperlink w:anchor="thm-prediction-error-residual">
-        <w:r>
-          <w:rPr>
-            <w:rStyle w:val="Hyperlink"/>
-          </w:rPr>
-          <w:t xml:space="preserve">Theorem 1</w:t>
-        </w:r>
-      </w:hyperlink>
-      <w:r>
-        <w:t xml:space="preserve"> </w:t>
-      </w:r>
-      <w:r>
-        <w:t xml:space="preserve">by</w:t>
-      </w:r>
-      <w:r>
-        <w:t xml:space="preserve"> </w:t>
-      </w:r>
-      <m:oMath>
-        <m:r>
-          <m:rPr>
-            <m:sty m:val="p"/>
-          </m:rPr>
-          <m:t>−</m:t>
-        </m:r>
-        <m:r>
-          <m:t>1</m:t>
-        </m:r>
-      </m:oMath>
-      <w:r>
-        <w:t xml:space="preserve">.</w:t>
-      </w:r>
-    </w:p>
-    <w:bookmarkStart w:id="23" w:name="exm-residual-prediction-error"/>
-    <w:p>
-      <w:pPr>
-        <w:pStyle w:val="BodyText"/>
-      </w:pPr>
-      <w:r>
-        <w:rPr>
-          <w:b/>
-          <w:bCs/>
-        </w:rPr>
-        <w:t xml:space="preserve">Example 2 (Residuals and prediction errors for birth weights)</w:t>
-      </w:r>
-      <w:r>
-        <w:t xml:space="preserve"> </w:t>
-      </w:r>
-      <w:r>
-        <w:t xml:space="preserve">The</w:t>
-      </w:r>
-      <w:r>
-        <w:t xml:space="preserve"> </w:t>
-      </w:r>
-      <w:r>
-        <w:rPr>
-          <w:rStyle w:val="VerbatimChar"/>
-        </w:rPr>
-        <w:t xml:space="preserve">birthwt</w:t>
-      </w:r>
-      <w:r>
-        <w:t xml:space="preserve"> </w:t>
-      </w:r>
-      <w:r>
-        <w:t xml:space="preserve">data record the birth weight (grams) of 189 babies</w:t>
-      </w:r>
-      <w:r>
-        <w:t xml:space="preserve"> </w:t>
-      </w:r>
-      <w:r>
-        <w:t xml:space="preserve">and their mothers’ weight at the last menstrual period (pounds),</w:t>
-      </w:r>
-      <w:r>
-        <w:t xml:space="preserve"> </w:t>
-      </w:r>
-      <w:r>
-        <w:t xml:space="preserve">from a study at Baystate Medical Center in Springfield, Massachusetts</w:t>
-      </w:r>
-      <w:r>
-        <w:t xml:space="preserve"> </w:t>
-      </w:r>
-      <w:r>
-        <w:t xml:space="preserve">[3]</w:t>
-      </w:r>
-      <w:r>
-        <w:t xml:space="preserve">.</w:t>
-      </w:r>
-      <w:r>
-        <w:t xml:space="preserve"> </w:t>
-      </w:r>
-      <w:r>
-        <w:t xml:space="preserve">They ship with the R package</w:t>
-      </w:r>
-      <w:r>
-        <w:t xml:space="preserve"> </w:t>
-      </w:r>
-      <w:hyperlink r:id="rId21">
-        <w:r>
-          <w:rPr>
-            <w:rStyle w:val="VerbatimChar"/>
-          </w:rPr>
-          <w:t xml:space="preserve">MASS</w:t>
-        </w:r>
-      </w:hyperlink>
-      <w:r>
-        <w:t xml:space="preserve"> </w:t>
-      </w:r>
-      <w:r>
-        <w:t xml:space="preserve">(</w:t>
-      </w:r>
-      <w:r>
-        <w:rPr>
-          <w:rStyle w:val="VerbatimChar"/>
-        </w:rPr>
-        <w:t xml:space="preserve">MASS::birthwt</w:t>
-      </w:r>
-      <w:r>
-        <w:t xml:space="preserve">),</w:t>
-      </w:r>
-      <w:r>
-        <w:t xml:space="preserve"> </w:t>
-      </w:r>
-      <w:r>
-        <w:t xml:space="preserve">and this site has a copy at</w:t>
-      </w:r>
-      <w:r>
-        <w:t xml:space="preserve"> </w:t>
-      </w:r>
-      <w:hyperlink r:id="rId22">
-        <w:r>
-          <w:rPr>
-            <w:rStyle w:val="VerbatimChar"/>
-          </w:rPr>
-          <w:t xml:space="preserve">data/birthwt.csv</w:t>
-        </w:r>
-      </w:hyperlink>
-      <w:r>
-        <w:t xml:space="preserve">.</w:t>
-      </w:r>
-    </w:p>
-    <w:p>
-      <w:pPr>
-        <w:pStyle w:val="BodyText"/>
-      </w:pPr>
-      <w:r>
-        <w:t xml:space="preserve">The code below fits a line predicting birth weight from mother’s weight,</w:t>
-      </w:r>
-      <w:r>
-        <w:t xml:space="preserve"> </w:t>
-      </w:r>
-      <w:r>
-        <w:t xml:space="preserve">then compares each residual with the negative of its prediction error.</w:t>
-      </w:r>
-    </w:p>
-    <w:p>
-      <w:pPr>
-        <w:pStyle w:val="Heading4"/>
-      </w:pPr>
-      <w:r>
-        <w:t xml:space="preserve">R</w:t>
-      </w:r>
-    </w:p>
-    <w:p>
-      <w:pPr>
-        <w:pStyle w:val="SourceCode"/>
-      </w:pPr>
-      <w:r>
-        <w:rPr>
-          <w:rStyle w:val="NormalTok"/>
-        </w:rPr>
-        <w:t xml:space="preserve">birthwt </w:t>
-      </w:r>
-      <w:r>
-        <w:rPr>
-          <w:rStyle w:val="OtherTok"/>
-        </w:rPr>
-        <w:t xml:space="preserve">&lt;-</w:t>
-      </w:r>
-      <w:r>
-        <w:rPr>
-          <w:rStyle w:val="NormalTok"/>
-        </w:rPr>
-        <w:t xml:space="preserve"> </w:t>
-      </w:r>
-      <w:r>
-        <w:rPr>
-          <w:rStyle w:val="FunctionTok"/>
-        </w:rPr>
-        <w:t xml:space="preserve">read.csv</w:t>
-      </w:r>
-      <w:r>
-        <w:rPr>
-          <w:rStyle w:val="NormalTok"/>
-        </w:rPr>
-        <w:t xml:space="preserve">(</w:t>
-      </w:r>
-      <w:r>
-        <w:rPr>
-          <w:rStyle w:val="StringTok"/>
-        </w:rPr>
-        <w:t xml:space="preserve">"data/birthwt.csv"</w:t>
-      </w:r>
-      <w:r>
-        <w:rPr>
-          <w:rStyle w:val="NormalTok"/>
-        </w:rPr>
-        <w:t xml:space="preserve">)</w:t>
-      </w:r>
-      <w:r>
-        <w:br/>
-      </w:r>
-      <w:r>
-        <w:rPr>
-          <w:rStyle w:val="NormalTok"/>
-        </w:rPr>
-        <w:t xml:space="preserve">fit </w:t>
-      </w:r>
-      <w:r>
-        <w:rPr>
-          <w:rStyle w:val="OtherTok"/>
-        </w:rPr>
-        <w:t xml:space="preserve">&lt;-</w:t>
-      </w:r>
-      <w:r>
-        <w:rPr>
-          <w:rStyle w:val="NormalTok"/>
-        </w:rPr>
-        <w:t xml:space="preserve"> </w:t>
-      </w:r>
-      <w:r>
-        <w:rPr>
-          <w:rStyle w:val="FunctionTok"/>
-        </w:rPr>
-        <w:t xml:space="preserve">lm</w:t>
-      </w:r>
-      <w:r>
-        <w:rPr>
-          <w:rStyle w:val="NormalTok"/>
-        </w:rPr>
-        <w:t xml:space="preserve">(bwt </w:t>
-      </w:r>
-      <w:r>
-        <w:rPr>
-          <w:rStyle w:val="SpecialCharTok"/>
-        </w:rPr>
-        <w:t xml:space="preserve">~</w:t>
-      </w:r>
-      <w:r>
-        <w:rPr>
-          <w:rStyle w:val="NormalTok"/>
-        </w:rPr>
-        <w:t xml:space="preserve"> lwt, </w:t>
-      </w:r>
-      <w:r>
-        <w:rPr>
-          <w:rStyle w:val="AttributeTok"/>
-        </w:rPr>
-        <w:t xml:space="preserve">data =</w:t>
-      </w:r>
-      <w:r>
-        <w:rPr>
-          <w:rStyle w:val="NormalTok"/>
-        </w:rPr>
-        <w:t xml:space="preserve"> birthwt)</w:t>
-      </w:r>
-      <w:r>
-        <w:br/>
-      </w:r>
-      <w:r>
-        <w:rPr>
-          <w:rStyle w:val="NormalTok"/>
-        </w:rPr>
-        <w:t xml:space="preserve">fitted_bwt </w:t>
-      </w:r>
-      <w:r>
-        <w:rPr>
-          <w:rStyle w:val="OtherTok"/>
-        </w:rPr>
-        <w:t xml:space="preserve">&lt;-</w:t>
-      </w:r>
-      <w:r>
-        <w:rPr>
-          <w:rStyle w:val="NormalTok"/>
-        </w:rPr>
-        <w:t xml:space="preserve"> </w:t>
-      </w:r>
-      <w:r>
-        <w:rPr>
-          <w:rStyle w:val="FunctionTok"/>
-        </w:rPr>
-        <w:t xml:space="preserve">fitted</w:t>
-      </w:r>
-      <w:r>
-        <w:rPr>
-          <w:rStyle w:val="NormalTok"/>
-        </w:rPr>
-        <w:t xml:space="preserve">(fit)</w:t>
-      </w:r>
-      <w:r>
-        <w:br/>
-      </w:r>
-      <w:r>
-        <w:rPr>
-          <w:rStyle w:val="NormalTok"/>
-        </w:rPr>
-        <w:t xml:space="preserve">residual </w:t>
-      </w:r>
-      <w:r>
-        <w:rPr>
-          <w:rStyle w:val="OtherTok"/>
-        </w:rPr>
-        <w:t xml:space="preserve">&lt;-</w:t>
-      </w:r>
-      <w:r>
-        <w:rPr>
-          <w:rStyle w:val="NormalTok"/>
-        </w:rPr>
-        <w:t xml:space="preserve"> birthwt</w:t>
-      </w:r>
-      <w:r>
-        <w:rPr>
-          <w:rStyle w:val="SpecialCharTok"/>
-        </w:rPr>
-        <w:t xml:space="preserve">$</w:t>
-      </w:r>
-      <w:r>
-        <w:rPr>
-          <w:rStyle w:val="NormalTok"/>
-        </w:rPr>
-        <w:t xml:space="preserve">bwt </w:t>
-      </w:r>
-      <w:r>
-        <w:rPr>
-          <w:rStyle w:val="SpecialCharTok"/>
-        </w:rPr>
-        <w:t xml:space="preserve">-</w:t>
-      </w:r>
-      <w:r>
-        <w:rPr>
-          <w:rStyle w:val="NormalTok"/>
-        </w:rPr>
-        <w:t xml:space="preserve"> fitted_bwt</w:t>
-      </w:r>
-      <w:r>
-        <w:br/>
-      </w:r>
-      <w:r>
-        <w:rPr>
-          <w:rStyle w:val="NormalTok"/>
-        </w:rPr>
-        <w:t xml:space="preserve">prediction_error </w:t>
-      </w:r>
-      <w:r>
-        <w:rPr>
-          <w:rStyle w:val="OtherTok"/>
-        </w:rPr>
-        <w:t xml:space="preserve">&lt;-</w:t>
-      </w:r>
-      <w:r>
-        <w:rPr>
-          <w:rStyle w:val="NormalTok"/>
-        </w:rPr>
-        <w:t xml:space="preserve"> fitted_bwt </w:t>
-      </w:r>
-      <w:r>
-        <w:rPr>
-          <w:rStyle w:val="SpecialCharTok"/>
-        </w:rPr>
-        <w:t xml:space="preserve">-</w:t>
-      </w:r>
-      <w:r>
-        <w:rPr>
-          <w:rStyle w:val="NormalTok"/>
-        </w:rPr>
-        <w:t xml:space="preserve"> birthwt</w:t>
-      </w:r>
-      <w:r>
-        <w:rPr>
-          <w:rStyle w:val="SpecialCharTok"/>
-        </w:rPr>
-        <w:t xml:space="preserve">$</w:t>
-      </w:r>
-      <w:r>
-        <w:rPr>
-          <w:rStyle w:val="NormalTok"/>
-        </w:rPr>
-        <w:t xml:space="preserve">bwt</w:t>
-      </w:r>
-      <w:r>
-        <w:br/>
-      </w:r>
-      <w:r>
-        <w:rPr>
-          <w:rStyle w:val="FunctionTok"/>
-        </w:rPr>
-        <w:t xml:space="preserve">head</w:t>
-      </w:r>
-      <w:r>
-        <w:rPr>
-          <w:rStyle w:val="NormalTok"/>
-        </w:rPr>
-        <w:t xml:space="preserve">(</w:t>
-      </w:r>
-      <w:r>
-        <w:rPr>
-          <w:rStyle w:val="FunctionTok"/>
-        </w:rPr>
-        <w:t xml:space="preserve">data.frame</w:t>
-      </w:r>
-      <w:r>
-        <w:rPr>
-          <w:rStyle w:val="NormalTok"/>
-        </w:rPr>
-        <w:t xml:space="preserve">(</w:t>
-      </w:r>
-      <w:r>
-        <w:br/>
-      </w:r>
-      <w:r>
-        <w:rPr>
-          <w:rStyle w:val="NormalTok"/>
-        </w:rPr>
-        <w:t xml:space="preserve">  </w:t>
-      </w:r>
-      <w:r>
-        <w:rPr>
-          <w:rStyle w:val="AttributeTok"/>
-        </w:rPr>
-        <w:t xml:space="preserve">bwt =</w:t>
-      </w:r>
-      <w:r>
-        <w:rPr>
-          <w:rStyle w:val="NormalTok"/>
-        </w:rPr>
-        <w:t xml:space="preserve"> birthwt</w:t>
-      </w:r>
-      <w:r>
-        <w:rPr>
-          <w:rStyle w:val="SpecialCharTok"/>
-        </w:rPr>
-        <w:t xml:space="preserve">$</w:t>
-      </w:r>
-      <w:r>
-        <w:rPr>
-          <w:rStyle w:val="NormalTok"/>
-        </w:rPr>
-        <w:t xml:space="preserve">bwt,</w:t>
-      </w:r>
-      <w:r>
-        <w:br/>
-      </w:r>
-      <w:r>
-        <w:rPr>
-          <w:rStyle w:val="NormalTok"/>
-        </w:rPr>
-        <w:t xml:space="preserve">  </w:t>
-      </w:r>
-      <w:r>
-        <w:rPr>
-          <w:rStyle w:val="AttributeTok"/>
-        </w:rPr>
-        <w:t xml:space="preserve">fitted =</w:t>
-      </w:r>
-      <w:r>
-        <w:rPr>
-          <w:rStyle w:val="NormalTok"/>
-        </w:rPr>
-        <w:t xml:space="preserve"> </w:t>
-      </w:r>
-      <w:r>
-        <w:rPr>
-          <w:rStyle w:val="FunctionTok"/>
-        </w:rPr>
-        <w:t xml:space="preserve">round</w:t>
-      </w:r>
-      <w:r>
-        <w:rPr>
-          <w:rStyle w:val="NormalTok"/>
-        </w:rPr>
-        <w:t xml:space="preserve">(fitted_bwt, </w:t>
-      </w:r>
-      <w:r>
-        <w:rPr>
-          <w:rStyle w:val="DecValTok"/>
-        </w:rPr>
-        <w:t xml:space="preserve">1</w:t>
-      </w:r>
-      <w:r>
-        <w:rPr>
-          <w:rStyle w:val="NormalTok"/>
-        </w:rPr>
-        <w:t xml:space="preserve">),</w:t>
-      </w:r>
-      <w:r>
-        <w:br/>
-      </w:r>
-      <w:r>
-        <w:rPr>
-          <w:rStyle w:val="NormalTok"/>
-        </w:rPr>
-        <w:t xml:space="preserve">  </w:t>
-      </w:r>
-      <w:r>
-        <w:rPr>
-          <w:rStyle w:val="AttributeTok"/>
-        </w:rPr>
-        <w:t xml:space="preserve">residual =</w:t>
-      </w:r>
-      <w:r>
-        <w:rPr>
-          <w:rStyle w:val="NormalTok"/>
-        </w:rPr>
-        <w:t xml:space="preserve"> </w:t>
-      </w:r>
-      <w:r>
-        <w:rPr>
-          <w:rStyle w:val="FunctionTok"/>
-        </w:rPr>
-        <w:t xml:space="preserve">round</w:t>
-      </w:r>
-      <w:r>
-        <w:rPr>
-          <w:rStyle w:val="NormalTok"/>
-        </w:rPr>
-        <w:t xml:space="preserve">(residual, </w:t>
-      </w:r>
-      <w:r>
-        <w:rPr>
-          <w:rStyle w:val="DecValTok"/>
-        </w:rPr>
-        <w:t xml:space="preserve">1</w:t>
-      </w:r>
-      <w:r>
-        <w:rPr>
-          <w:rStyle w:val="NormalTok"/>
-        </w:rPr>
-        <w:t xml:space="preserve">),</w:t>
-      </w:r>
-      <w:r>
-        <w:br/>
-      </w:r>
-      <w:r>
-        <w:rPr>
-          <w:rStyle w:val="NormalTok"/>
-        </w:rPr>
-        <w:t xml:space="preserve">  </w:t>
-      </w:r>
-      <w:r>
-        <w:rPr>
-          <w:rStyle w:val="AttributeTok"/>
-        </w:rPr>
-        <w:t xml:space="preserve">minus_prediction_error =</w:t>
-      </w:r>
-      <w:r>
-        <w:rPr>
-          <w:rStyle w:val="NormalTok"/>
-        </w:rPr>
-        <w:t xml:space="preserve"> </w:t>
-      </w:r>
-      <w:r>
-        <w:rPr>
-          <w:rStyle w:val="FunctionTok"/>
-        </w:rPr>
-        <w:t xml:space="preserve">round</w:t>
-      </w:r>
-      <w:r>
-        <w:rPr>
-          <w:rStyle w:val="NormalTok"/>
-        </w:rPr>
-        <w:t xml:space="preserve">(</w:t>
-      </w:r>
-      <w:r>
-        <w:rPr>
-          <w:rStyle w:val="SpecialCharTok"/>
-        </w:rPr>
-        <w:t xml:space="preserve">-</w:t>
-      </w:r>
-      <w:r>
-        <w:rPr>
-          <w:rStyle w:val="NormalTok"/>
-        </w:rPr>
-        <w:t xml:space="preserve">prediction_error, </w:t>
-      </w:r>
-      <w:r>
-        <w:rPr>
-          <w:rStyle w:val="DecValTok"/>
-        </w:rPr>
-        <w:t xml:space="preserve">1</w:t>
-      </w:r>
-      <w:r>
-        <w:rPr>
-          <w:rStyle w:val="NormalTok"/>
-        </w:rPr>
-        <w:t xml:space="preserve">)</w:t>
-      </w:r>
-      <w:r>
-        <w:br/>
-      </w:r>
-      <w:r>
-        <w:rPr>
-          <w:rStyle w:val="NormalTok"/>
-        </w:rPr>
-        <w:t xml:space="preserve">))</w:t>
-      </w:r>
-      <w:r>
-        <w:br/>
-      </w:r>
-      <w:r>
-        <w:rPr>
-          <w:rStyle w:val="CommentTok"/>
-        </w:rPr>
-        <w:t xml:space="preserve">#&gt; # A tibble: 6 × 4</w:t>
-      </w:r>
-      <w:r>
-        <w:br/>
-      </w:r>
-      <w:r>
-        <w:rPr>
-          <w:rStyle w:val="CommentTok"/>
-        </w:rPr>
-        <w:t xml:space="preserve">#&gt;     bwt fitted residual minus_prediction_error</w:t>
-      </w:r>
-      <w:r>
-        <w:br/>
-      </w:r>
-      <w:r>
-        <w:rPr>
-          <w:rStyle w:val="CommentTok"/>
-        </w:rPr>
-        <w:t xml:space="preserve">#&gt;   &lt;int&gt;  &lt;dbl&gt;    &lt;dbl&gt;                  &lt;dbl&gt;</w:t>
-      </w:r>
-      <w:r>
-        <w:br/>
-      </w:r>
-      <w:r>
-        <w:rPr>
-          <w:rStyle w:val="CommentTok"/>
-        </w:rPr>
-        <w:t xml:space="preserve">#&gt; 1  2523  3176.    -653.                  -653.</w:t>
-      </w:r>
-      <w:r>
-        <w:br/>
-      </w:r>
-      <w:r>
-        <w:rPr>
-          <w:rStyle w:val="CommentTok"/>
-        </w:rPr>
-        <w:t xml:space="preserve">#&gt; 2  2551  3056.    -505.                  -505.</w:t>
-      </w:r>
-      <w:r>
-        <w:br/>
-      </w:r>
-      <w:r>
-        <w:rPr>
-          <w:rStyle w:val="CommentTok"/>
-        </w:rPr>
-        <w:t xml:space="preserve">#&gt; 3  2557  2835.    -278.                  -278.</w:t>
-      </w:r>
-      <w:r>
-        <w:br/>
-      </w:r>
-      <w:r>
-        <w:rPr>
-          <w:rStyle w:val="CommentTok"/>
-        </w:rPr>
-        <w:t xml:space="preserve">#&gt; 4  2594  2848     -254                   -254 </w:t>
-      </w:r>
-      <w:r>
-        <w:br/>
-      </w:r>
-      <w:r>
-        <w:rPr>
-          <w:rStyle w:val="CommentTok"/>
-        </w:rPr>
-        <w:t xml:space="preserve">#&gt; 5  2600  2844.    -244.                  -244.</w:t>
-      </w:r>
-      <w:r>
-        <w:br/>
-      </w:r>
-      <w:r>
-        <w:rPr>
-          <w:rStyle w:val="CommentTok"/>
-        </w:rPr>
-        <w:t xml:space="preserve">#&gt; 6  2622  2919.    -297.                  -297.</w:t>
-      </w:r>
-      <w:r>
-        <w:br/>
-      </w:r>
-      <w:r>
-        <w:rPr>
-          <w:rStyle w:val="FunctionTok"/>
-        </w:rPr>
-        <w:t xml:space="preserve">max</w:t>
-      </w:r>
-      <w:r>
-        <w:rPr>
-          <w:rStyle w:val="NormalTok"/>
-        </w:rPr>
-        <w:t xml:space="preserve">(</w:t>
-      </w:r>
-      <w:r>
-        <w:rPr>
-          <w:rStyle w:val="FunctionTok"/>
-        </w:rPr>
-        <w:t xml:space="preserve">abs</w:t>
-      </w:r>
-      <w:r>
-        <w:rPr>
-          <w:rStyle w:val="NormalTok"/>
-        </w:rPr>
-        <w:t xml:space="preserve">(residual </w:t>
-      </w:r>
-      <w:r>
-        <w:rPr>
-          <w:rStyle w:val="SpecialCharTok"/>
-        </w:rPr>
-        <w:t xml:space="preserve">-</w:t>
-      </w:r>
-      <w:r>
-        <w:rPr>
-          <w:rStyle w:val="NormalTok"/>
-        </w:rPr>
-        <w:t xml:space="preserve"> (</w:t>
-      </w:r>
-      <w:r>
-        <w:rPr>
-          <w:rStyle w:val="SpecialCharTok"/>
-        </w:rPr>
-        <w:t xml:space="preserve">-</w:t>
-      </w:r>
-      <w:r>
-        <w:rPr>
-          <w:rStyle w:val="NormalTok"/>
-        </w:rPr>
-        <w:t xml:space="preserve">prediction_error)))</w:t>
-      </w:r>
-      <w:r>
-        <w:br/>
-      </w:r>
-      <w:r>
-        <w:rPr>
-          <w:rStyle w:val="CommentTok"/>
-        </w:rPr>
-        <w:t xml:space="preserve">#&gt; [1] 0</w:t>
-      </w:r>
-    </w:p>
-    <w:p>
-      <w:pPr>
-        <w:pStyle w:val="Heading4"/>
-      </w:pPr>
-      <w:r>
-        <w:t xml:space="preserve">Python</w:t>
-      </w:r>
-    </w:p>
-    <w:p>
-      <w:pPr>
-        <w:pStyle w:val="SourceCode"/>
-      </w:pPr>
-      <w:r>
-        <w:rPr>
-          <w:rStyle w:val="ImportTok"/>
-        </w:rPr>
-        <w:t xml:space="preserve">import</w:t>
-      </w:r>
-      <w:r>
-        <w:rPr>
-          <w:rStyle w:val="NormalTok"/>
-        </w:rPr>
-        <w:t xml:space="preserve"> numpy </w:t>
-      </w:r>
-      <w:r>
-        <w:rPr>
-          <w:rStyle w:val="ImportTok"/>
-        </w:rPr>
-        <w:t xml:space="preserve">as</w:t>
-      </w:r>
-      <w:r>
-        <w:rPr>
-          <w:rStyle w:val="NormalTok"/>
-        </w:rPr>
-        <w:t xml:space="preserve"> np</w:t>
-      </w:r>
-      <w:r>
-        <w:br/>
-      </w:r>
-      <w:r>
-        <w:rPr>
-          <w:rStyle w:val="ImportTok"/>
-        </w:rPr>
-        <w:t xml:space="preserve">import</w:t>
-      </w:r>
-      <w:r>
-        <w:rPr>
-          <w:rStyle w:val="NormalTok"/>
-        </w:rPr>
-        <w:t xml:space="preserve"> pandas </w:t>
-      </w:r>
-      <w:r>
-        <w:rPr>
-          <w:rStyle w:val="ImportTok"/>
-        </w:rPr>
-        <w:t xml:space="preserve">as</w:t>
-      </w:r>
-      <w:r>
-        <w:rPr>
-          <w:rStyle w:val="NormalTok"/>
-        </w:rPr>
-        <w:t xml:space="preserve"> pd</w:t>
-      </w:r>
-      <w:r>
-        <w:br/>
-      </w:r>
-      <w:r>
-        <w:br/>
-      </w:r>
-      <w:r>
-        <w:rPr>
-          <w:rStyle w:val="NormalTok"/>
-        </w:rPr>
-        <w:t xml:space="preserve">birthwt </w:t>
-      </w:r>
-      <w:r>
-        <w:rPr>
-          <w:rStyle w:val="OperatorTok"/>
-        </w:rPr>
-        <w:t xml:space="preserve">=</w:t>
-      </w:r>
-      <w:r>
-        <w:rPr>
-          <w:rStyle w:val="NormalTok"/>
-        </w:rPr>
-        <w:t xml:space="preserve"> pd.read_csv(</w:t>
-      </w:r>
-      <w:r>
-        <w:rPr>
-          <w:rStyle w:val="StringTok"/>
-        </w:rPr>
-        <w:t xml:space="preserve">"data/birthwt.csv"</w:t>
-      </w:r>
-      <w:r>
-        <w:rPr>
-          <w:rStyle w:val="NormalTok"/>
-        </w:rPr>
-        <w:t xml:space="preserve">)</w:t>
-      </w:r>
-      <w:r>
-        <w:br/>
-      </w:r>
-      <w:r>
-        <w:rPr>
-          <w:rStyle w:val="NormalTok"/>
-        </w:rPr>
-        <w:t xml:space="preserve">X </w:t>
-      </w:r>
-      <w:r>
-        <w:rPr>
-          <w:rStyle w:val="OperatorTok"/>
-        </w:rPr>
-        <w:t xml:space="preserve">=</w:t>
-      </w:r>
-      <w:r>
-        <w:rPr>
-          <w:rStyle w:val="NormalTok"/>
-        </w:rPr>
-        <w:t xml:space="preserve"> np.column_stack([np.ones(</w:t>
-      </w:r>
-      <w:r>
-        <w:rPr>
-          <w:rStyle w:val="BuiltInTok"/>
-        </w:rPr>
-        <w:t xml:space="preserve">len</w:t>
-      </w:r>
-      <w:r>
-        <w:rPr>
-          <w:rStyle w:val="NormalTok"/>
-        </w:rPr>
-        <w:t xml:space="preserve">(birthwt)), birthwt[</w:t>
-      </w:r>
-      <w:r>
-        <w:rPr>
-          <w:rStyle w:val="StringTok"/>
-        </w:rPr>
-        <w:t xml:space="preserve">"lwt"</w:t>
-      </w:r>
-      <w:r>
-        <w:rPr>
-          <w:rStyle w:val="NormalTok"/>
-        </w:rPr>
-        <w:t xml:space="preserve">]])</w:t>
-      </w:r>
-      <w:r>
-        <w:br/>
-      </w:r>
-      <w:r>
-        <w:rPr>
-          <w:rStyle w:val="NormalTok"/>
-        </w:rPr>
-        <w:t xml:space="preserve">y </w:t>
-      </w:r>
-      <w:r>
-        <w:rPr>
-          <w:rStyle w:val="OperatorTok"/>
-        </w:rPr>
-        <w:t xml:space="preserve">=</w:t>
-      </w:r>
-      <w:r>
-        <w:rPr>
-          <w:rStyle w:val="NormalTok"/>
-        </w:rPr>
-        <w:t xml:space="preserve"> birthwt[</w:t>
-      </w:r>
-      <w:r>
-        <w:rPr>
-          <w:rStyle w:val="StringTok"/>
-        </w:rPr>
-        <w:t xml:space="preserve">"bwt"</w:t>
-      </w:r>
-      <w:r>
-        <w:rPr>
-          <w:rStyle w:val="NormalTok"/>
-        </w:rPr>
-        <w:t xml:space="preserve">].to_numpy(dtype</w:t>
-      </w:r>
-      <w:r>
-        <w:rPr>
-          <w:rStyle w:val="OperatorTok"/>
-        </w:rPr>
-        <w:t xml:space="preserve">=</w:t>
-      </w:r>
-      <w:r>
-        <w:rPr>
-          <w:rStyle w:val="BuiltInTok"/>
-        </w:rPr>
-        <w:t xml:space="preserve">float</w:t>
-      </w:r>
-      <w:r>
-        <w:rPr>
-          <w:rStyle w:val="NormalTok"/>
-        </w:rPr>
-        <w:t xml:space="preserve">)</w:t>
-      </w:r>
-      <w:r>
-        <w:br/>
-      </w:r>
-      <w:r>
-        <w:rPr>
-          <w:rStyle w:val="NormalTok"/>
-        </w:rPr>
-        <w:t xml:space="preserve">coef </w:t>
-      </w:r>
-      <w:r>
-        <w:rPr>
-          <w:rStyle w:val="OperatorTok"/>
-        </w:rPr>
-        <w:t xml:space="preserve">=</w:t>
-      </w:r>
-      <w:r>
-        <w:rPr>
-          <w:rStyle w:val="NormalTok"/>
-        </w:rPr>
-        <w:t xml:space="preserve"> np.linalg.lstsq(X, y, rcond</w:t>
-      </w:r>
-      <w:r>
-        <w:rPr>
-          <w:rStyle w:val="OperatorTok"/>
-        </w:rPr>
-        <w:t xml:space="preserve">=</w:t>
-      </w:r>
-      <w:r>
-        <w:rPr>
-          <w:rStyle w:val="VariableTok"/>
-        </w:rPr>
-        <w:t xml:space="preserve">None</w:t>
-      </w:r>
-      <w:r>
-        <w:rPr>
-          <w:rStyle w:val="NormalTok"/>
-        </w:rPr>
-        <w:t xml:space="preserve">)[</w:t>
-      </w:r>
-      <w:r>
-        <w:rPr>
-          <w:rStyle w:val="DecValTok"/>
-        </w:rPr>
-        <w:t xml:space="preserve">0</w:t>
-      </w:r>
-      <w:r>
-        <w:rPr>
-          <w:rStyle w:val="NormalTok"/>
-        </w:rPr>
-        <w:t xml:space="preserve">]</w:t>
-      </w:r>
-      <w:r>
-        <w:br/>
-      </w:r>
-      <w:r>
-        <w:rPr>
-          <w:rStyle w:val="NormalTok"/>
-        </w:rPr>
-        <w:t xml:space="preserve">fitted_bwt </w:t>
-      </w:r>
-      <w:r>
-        <w:rPr>
-          <w:rStyle w:val="OperatorTok"/>
-        </w:rPr>
-        <w:t xml:space="preserve">=</w:t>
-      </w:r>
-      <w:r>
-        <w:rPr>
-          <w:rStyle w:val="NormalTok"/>
-        </w:rPr>
-        <w:t xml:space="preserve"> X </w:t>
-      </w:r>
-      <w:r>
-        <w:rPr>
-          <w:rStyle w:val="OperatorTok"/>
-        </w:rPr>
-        <w:t xml:space="preserve">@</w:t>
-      </w:r>
-      <w:r>
-        <w:rPr>
-          <w:rStyle w:val="NormalTok"/>
-        </w:rPr>
-        <w:t xml:space="preserve"> coef</w:t>
-      </w:r>
-      <w:r>
-        <w:br/>
-      </w:r>
-      <w:r>
-        <w:rPr>
-          <w:rStyle w:val="NormalTok"/>
-        </w:rPr>
-        <w:t xml:space="preserve">residual </w:t>
-      </w:r>
-      <w:r>
-        <w:rPr>
-          <w:rStyle w:val="OperatorTok"/>
-        </w:rPr>
-        <w:t xml:space="preserve">=</w:t>
-      </w:r>
-      <w:r>
-        <w:rPr>
-          <w:rStyle w:val="NormalTok"/>
-        </w:rPr>
-        <w:t xml:space="preserve"> y </w:t>
-      </w:r>
-      <w:r>
-        <w:rPr>
-          <w:rStyle w:val="OperatorTok"/>
-        </w:rPr>
-        <w:t xml:space="preserve">-</w:t>
-      </w:r>
-      <w:r>
-        <w:rPr>
-          <w:rStyle w:val="NormalTok"/>
-        </w:rPr>
-        <w:t xml:space="preserve"> fitted_bwt</w:t>
-      </w:r>
-      <w:r>
-        <w:br/>
-      </w:r>
-      <w:r>
-        <w:rPr>
-          <w:rStyle w:val="NormalTok"/>
-        </w:rPr>
-        <w:t xml:space="preserve">prediction_error </w:t>
-      </w:r>
-      <w:r>
-        <w:rPr>
-          <w:rStyle w:val="OperatorTok"/>
-        </w:rPr>
-        <w:t xml:space="preserve">=</w:t>
-      </w:r>
-      <w:r>
-        <w:rPr>
-          <w:rStyle w:val="NormalTok"/>
-        </w:rPr>
-        <w:t xml:space="preserve"> fitted_bwt </w:t>
-      </w:r>
-      <w:r>
-        <w:rPr>
-          <w:rStyle w:val="OperatorTok"/>
-        </w:rPr>
-        <w:t xml:space="preserve">-</w:t>
-      </w:r>
-      <w:r>
-        <w:rPr>
-          <w:rStyle w:val="NormalTok"/>
-        </w:rPr>
-        <w:t xml:space="preserve"> y</w:t>
-      </w:r>
-      <w:r>
-        <w:br/>
-      </w:r>
-      <w:r>
-        <w:rPr>
-          <w:rStyle w:val="BuiltInTok"/>
-        </w:rPr>
-        <w:t xml:space="preserve">print</w:t>
-      </w:r>
-      <w:r>
-        <w:rPr>
-          <w:rStyle w:val="NormalTok"/>
-        </w:rPr>
-        <w:t xml:space="preserve">(pd.DataFrame({</w:t>
-      </w:r>
-      <w:r>
-        <w:br/>
-      </w:r>
-      <w:r>
-        <w:rPr>
-          <w:rStyle w:val="NormalTok"/>
-        </w:rPr>
-        <w:t xml:space="preserve">    </w:t>
-      </w:r>
-      <w:r>
-        <w:rPr>
-          <w:rStyle w:val="StringTok"/>
-        </w:rPr>
-        <w:t xml:space="preserve">"bwt"</w:t>
-      </w:r>
-      <w:r>
-        <w:rPr>
-          <w:rStyle w:val="NormalTok"/>
-        </w:rPr>
-        <w:t xml:space="preserve">: y,</w:t>
-      </w:r>
-      <w:r>
-        <w:br/>
-      </w:r>
-      <w:r>
-        <w:rPr>
-          <w:rStyle w:val="NormalTok"/>
-        </w:rPr>
-        <w:t xml:space="preserve">    </w:t>
-      </w:r>
-      <w:r>
-        <w:rPr>
-          <w:rStyle w:val="StringTok"/>
-        </w:rPr>
-        <w:t xml:space="preserve">"fitted"</w:t>
-      </w:r>
-      <w:r>
-        <w:rPr>
-          <w:rStyle w:val="NormalTok"/>
-        </w:rPr>
-        <w:t xml:space="preserve">: fitted_bwt.</w:t>
-      </w:r>
-      <w:r>
-        <w:rPr>
-          <w:rStyle w:val="BuiltInTok"/>
-        </w:rPr>
-        <w:t xml:space="preserve">round</w:t>
-      </w:r>
-      <w:r>
-        <w:rPr>
-          <w:rStyle w:val="NormalTok"/>
-        </w:rPr>
-        <w:t xml:space="preserve">(</w:t>
-      </w:r>
-      <w:r>
-        <w:rPr>
-          <w:rStyle w:val="DecValTok"/>
-        </w:rPr>
-        <w:t xml:space="preserve">1</w:t>
-      </w:r>
-      <w:r>
-        <w:rPr>
-          <w:rStyle w:val="NormalTok"/>
-        </w:rPr>
-        <w:t xml:space="preserve">),</w:t>
-      </w:r>
-      <w:r>
-        <w:br/>
-      </w:r>
-      <w:r>
-        <w:rPr>
-          <w:rStyle w:val="NormalTok"/>
-        </w:rPr>
-        <w:t xml:space="preserve">    </w:t>
-      </w:r>
-      <w:r>
-        <w:rPr>
-          <w:rStyle w:val="StringTok"/>
-        </w:rPr>
-        <w:t xml:space="preserve">"residual"</w:t>
-      </w:r>
-      <w:r>
-        <w:rPr>
-          <w:rStyle w:val="NormalTok"/>
-        </w:rPr>
-        <w:t xml:space="preserve">: residual.</w:t>
-      </w:r>
-      <w:r>
-        <w:rPr>
-          <w:rStyle w:val="BuiltInTok"/>
-        </w:rPr>
-        <w:t xml:space="preserve">round</w:t>
-      </w:r>
-      <w:r>
-        <w:rPr>
-          <w:rStyle w:val="NormalTok"/>
-        </w:rPr>
-        <w:t xml:space="preserve">(</w:t>
-      </w:r>
-      <w:r>
-        <w:rPr>
-          <w:rStyle w:val="DecValTok"/>
-        </w:rPr>
-        <w:t xml:space="preserve">1</w:t>
-      </w:r>
-      <w:r>
-        <w:rPr>
-          <w:rStyle w:val="NormalTok"/>
-        </w:rPr>
-        <w:t xml:space="preserve">),</w:t>
-      </w:r>
-      <w:r>
-        <w:br/>
-      </w:r>
-      <w:r>
-        <w:rPr>
-          <w:rStyle w:val="NormalTok"/>
-        </w:rPr>
-        <w:t xml:space="preserve">    </w:t>
-      </w:r>
-      <w:r>
-        <w:rPr>
-          <w:rStyle w:val="StringTok"/>
-        </w:rPr>
-        <w:t xml:space="preserve">"minus_prediction_error"</w:t>
-      </w:r>
-      <w:r>
-        <w:rPr>
-          <w:rStyle w:val="NormalTok"/>
-        </w:rPr>
-        <w:t xml:space="preserve">: (</w:t>
-      </w:r>
-      <w:r>
-        <w:rPr>
-          <w:rStyle w:val="OperatorTok"/>
-        </w:rPr>
-        <w:t xml:space="preserve">-</w:t>
-      </w:r>
-      <w:r>
-        <w:rPr>
-          <w:rStyle w:val="NormalTok"/>
-        </w:rPr>
-        <w:t xml:space="preserve">prediction_error).</w:t>
-      </w:r>
-      <w:r>
-        <w:rPr>
-          <w:rStyle w:val="BuiltInTok"/>
-        </w:rPr>
-        <w:t xml:space="preserve">round</w:t>
-      </w:r>
-      <w:r>
-        <w:rPr>
-          <w:rStyle w:val="NormalTok"/>
-        </w:rPr>
-        <w:t xml:space="preserve">(</w:t>
-      </w:r>
-      <w:r>
-        <w:rPr>
-          <w:rStyle w:val="DecValTok"/>
-        </w:rPr>
-        <w:t xml:space="preserve">1</w:t>
-      </w:r>
-      <w:r>
-        <w:rPr>
-          <w:rStyle w:val="NormalTok"/>
-        </w:rPr>
-        <w:t xml:space="preserve">),</w:t>
-      </w:r>
-      <w:r>
-        <w:br/>
-      </w:r>
-      <w:r>
-        <w:rPr>
-          <w:rStyle w:val="NormalTok"/>
-        </w:rPr>
-        <w:t xml:space="preserve">}).head())</w:t>
-      </w:r>
-      <w:r>
-        <w:br/>
-      </w:r>
-      <w:r>
-        <w:rPr>
-          <w:rStyle w:val="CommentTok"/>
-        </w:rPr>
-        <w:t xml:space="preserve">#&gt;       bwt  fitted  residual  minus_prediction_error</w:t>
-      </w:r>
-      <w:r>
-        <w:br/>
-      </w:r>
-      <w:r>
-        <w:rPr>
-          <w:rStyle w:val="CommentTok"/>
-        </w:rPr>
-        <w:t xml:space="preserve">#&gt; 0  2523.0  3175.7    -652.7                  -652.7</w:t>
-      </w:r>
-      <w:r>
-        <w:br/>
-      </w:r>
-      <w:r>
-        <w:rPr>
-          <w:rStyle w:val="CommentTok"/>
-        </w:rPr>
-        <w:t xml:space="preserve">#&gt; 1  2551.0  3056.1    -505.1                  -505.1</w:t>
-      </w:r>
-      <w:r>
-        <w:br/>
-      </w:r>
-      <w:r>
-        <w:rPr>
-          <w:rStyle w:val="CommentTok"/>
-        </w:rPr>
-        <w:t xml:space="preserve">#&gt; 2  2557.0  2834.7    -277.7                  -277.7</w:t>
-      </w:r>
-      <w:r>
-        <w:br/>
-      </w:r>
-      <w:r>
-        <w:rPr>
-          <w:rStyle w:val="CommentTok"/>
-        </w:rPr>
-        <w:t xml:space="preserve">#&gt; 3  2594.0  2848.0    -254.0                  -254.0</w:t>
-      </w:r>
-      <w:r>
-        <w:br/>
-      </w:r>
-      <w:r>
-        <w:rPr>
-          <w:rStyle w:val="CommentTok"/>
-        </w:rPr>
-        <w:t xml:space="preserve">#&gt; 4  2600.0  2843.5    -243.5                  -243.5</w:t>
-      </w:r>
-      <w:r>
-        <w:br/>
-      </w:r>
-      <w:r>
-        <w:rPr>
-          <w:rStyle w:val="BuiltInTok"/>
-        </w:rPr>
-        <w:t xml:space="preserve">print</w:t>
-      </w:r>
-      <w:r>
-        <w:rPr>
-          <w:rStyle w:val="NormalTok"/>
-        </w:rPr>
-        <w:t xml:space="preserve">(np.</w:t>
-      </w:r>
-      <w:r>
-        <w:rPr>
-          <w:rStyle w:val="BuiltInTok"/>
-        </w:rPr>
-        <w:t xml:space="preserve">max</w:t>
-      </w:r>
-      <w:r>
-        <w:rPr>
-          <w:rStyle w:val="NormalTok"/>
-        </w:rPr>
-        <w:t xml:space="preserve">(np.</w:t>
-      </w:r>
-      <w:r>
-        <w:rPr>
-          <w:rStyle w:val="BuiltInTok"/>
-        </w:rPr>
-        <w:t xml:space="preserve">abs</w:t>
-      </w:r>
-      <w:r>
-        <w:rPr>
-          <w:rStyle w:val="NormalTok"/>
-        </w:rPr>
-        <w:t xml:space="preserve">(residual </w:t>
-      </w:r>
-      <w:r>
-        <w:rPr>
-          <w:rStyle w:val="OperatorTok"/>
-        </w:rPr>
-        <w:t xml:space="preserve">-</w:t>
-      </w:r>
-      <w:r>
-        <w:rPr>
-          <w:rStyle w:val="NormalTok"/>
-        </w:rPr>
-        <w:t xml:space="preserve"> (</w:t>
-      </w:r>
-      <w:r>
-        <w:rPr>
-          <w:rStyle w:val="OperatorTok"/>
-        </w:rPr>
-        <w:t xml:space="preserve">-</w:t>
-      </w:r>
-      <w:r>
-        <w:rPr>
-          <w:rStyle w:val="NormalTok"/>
-        </w:rPr>
-        <w:t xml:space="preserve">prediction_error))))</w:t>
-      </w:r>
-      <w:r>
-        <w:br/>
-      </w:r>
-      <w:r>
-        <w:rPr>
-          <w:rStyle w:val="CommentTok"/>
-        </w:rPr>
-        <w:t xml:space="preserve">#&gt; 0.0</w:t>
-      </w:r>
-    </w:p>
-    <w:p>
-      <w:pPr>
-        <w:pStyle w:val="FirstParagraph"/>
-      </w:pPr>
-      <w:r>
-        <w:t xml:space="preserve">The last two columns agree in every row,</w:t>
-      </w:r>
-      <w:r>
-        <w:t xml:space="preserve"> </w:t>
-      </w:r>
-      <w:r>
-        <w:t xml:space="preserve">and the largest difference between them over all</w:t>
-      </w:r>
-      <w:r>
-        <w:t xml:space="preserve"> </w:t>
-      </w:r>
-      <w:r>
-        <w:t xml:space="preserve">189 babies is 0,</w:t>
-      </w:r>
-      <w:r>
-        <w:t xml:space="preserve"> </w:t>
-      </w:r>
-      <w:r>
-        <w:t xml:space="preserve">as</w:t>
-      </w:r>
-      <w:r>
-        <w:t xml:space="preserve"> </w:t>
-      </w:r>
-      <w:hyperlink w:anchor="cor-residual-prediction-error">
-        <w:r>
-          <w:rPr>
-            <w:rStyle w:val="Hyperlink"/>
-          </w:rPr>
-          <w:t xml:space="preserve">Corollary 1</w:t>
-        </w:r>
-      </w:hyperlink>
-      <w:r>
-        <w:t xml:space="preserve"> </w:t>
-      </w:r>
-      <w:r>
-        <w:t xml:space="preserve">says.</w:t>
-      </w:r>
-    </w:p>
-    <w:bookmarkEnd w:id="23"/>
-    <w:bookmarkStart w:id="25" w:name="rem-prediction-error"/>
-    <w:p>
-      <w:pPr>
-        <w:pStyle w:val="BodyText"/>
-      </w:pPr>
-      <w:r>
-        <w:rPr>
-          <w:i/>
-          <w:iCs/>
-        </w:rPr>
-        <w:t xml:space="preserve">Remark 3</w:t>
-      </w:r>
-      <w:r>
-        <w:t xml:space="preserve"> (Prediction errors and residuals). </w:t>
-      </w:r>
-      <w:r>
-        <w:t xml:space="preserve">The prediction in</w:t>
-      </w:r>
-      <w:r>
-        <w:t xml:space="preserve"> </w:t>
-      </w:r>
-      <w:hyperlink w:anchor="def-prediction-error">
-        <w:r>
-          <w:rPr>
-            <w:rStyle w:val="Hyperlink"/>
-          </w:rPr>
-          <w:t xml:space="preserve">Definition 4</w:t>
-        </w:r>
-      </w:hyperlink>
-      <w:r>
-        <w:t xml:space="preserve"> </w:t>
-      </w:r>
-      <w:r>
-        <w:t xml:space="preserve">can be a</w:t>
-      </w:r>
-      <w:r>
-        <w:t xml:space="preserve"> </w:t>
-      </w:r>
-      <w:hyperlink w:anchor="def-fitted-value">
-        <w:r>
-          <w:rPr>
-            <w:rStyle w:val="Hyperlink"/>
-          </w:rPr>
-          <w:t xml:space="preserve">fitted value</w:t>
-        </w:r>
-      </w:hyperlink>
-      <w:r>
-        <w:t xml:space="preserve">,</w:t>
-      </w:r>
-      <w:r>
-        <w:t xml:space="preserve"> </w:t>
-      </w:r>
-      <w:r>
-        <w:t xml:space="preserve">for an observation used to fit the model,</w:t>
-      </w:r>
-      <w:r>
-        <w:t xml:space="preserve"> </w:t>
-      </w:r>
-      <w:r>
-        <w:t xml:space="preserve">or a prediction for an observation that was not used to fit the model.</w:t>
-      </w:r>
-      <w:r>
-        <w:t xml:space="preserve"> </w:t>
-      </w:r>
-      <w:r>
-        <w:t xml:space="preserve">Prediction error is oriented the same way as</w:t>
-      </w:r>
-      <w:r>
-        <w:t xml:space="preserve"> </w:t>
-      </w:r>
-      <w:hyperlink r:id="rId24">
-        <w:r>
-          <w:rPr>
-            <w:rStyle w:val="Hyperlink"/>
-          </w:rPr>
-          <w:t xml:space="preserve">estimation error</w:t>
-        </w:r>
-      </w:hyperlink>
-      <w:r>
-        <w:t xml:space="preserve">:</w:t>
-      </w:r>
-      <w:r>
-        <w:t xml:space="preserve"> </w:t>
-      </w:r>
-      <w:r>
-        <w:t xml:space="preserve">estimate minus true value.</w:t>
-      </w:r>
-    </w:p>
-    <w:p>
-      <w:pPr>
-        <w:pStyle w:val="BodyText"/>
-      </w:pPr>
-      <m:oMathPara>
-        <m:oMathParaPr>
-          <m:jc m:val="center"/>
-        </m:oMathParaPr>
-        <m:oMath>
-          <m:eqArr>
-            <m:e>
-              <m:r>
-                <m:t>ε</m:t>
-              </m:r>
               <m:r>
                 <m:t>&amp;</m:t>
               </m:r>
@@ -4351,9 +4467,22 @@
             <m:e>
               <m:sSubSup>
                 <m:e>
-                  <m:r>
-                    <m:t>ε</m:t>
-                  </m:r>
+                  <m:sSub>
+                    <m:e>
+                      <m:r>
+                        <m:t>ε</m:t>
+                      </m:r>
+                    </m:e>
+                    <m:sub>
+                      <m:r>
+                        <m:rPr>
+                          <m:nor/>
+                          <m:sty m:val="p"/>
+                        </m:rPr>
+                        <m:t>pred</m:t>
+                      </m:r>
+                    </m:sub>
+                  </m:sSub>
                 </m:e>
                 <m:sub>
                   <m:r>
@@ -4858,9 +4987,16 @@
             <m:oMath>
               <m:sSub>
                 <m:e>
-                  <m:r>
-                    <m:t>r</m:t>
-                  </m:r>
+                  <m:acc>
+                    <m:accPr>
+                      <m:chr m:val="̂"/>
+                    </m:accPr>
+                    <m:e>
+                      <m:r>
+                        <m:t>ε</m:t>
+                      </m:r>
+                    </m:e>
+                  </m:acc>
                 </m:e>
                 <m:sub>
                   <m:r>
@@ -4927,9 +5063,22 @@
             <m:oMath>
               <m:sSub>
                 <m:e>
-                  <m:r>
-                    <m:t>ε</m:t>
-                  </m:r>
+                  <m:sSub>
+                    <m:e>
+                      <m:r>
+                        <m:t>ε</m:t>
+                      </m:r>
+                    </m:e>
+                    <m:sub>
+                      <m:r>
+                        <m:rPr>
+                          <m:nor/>
+                          <m:sty m:val="p"/>
+                        </m:rPr>
+                        <m:t>pred</m:t>
+                      </m:r>
+                    </m:sub>
+                  </m:sSub>
                 </m:e>
                 <m:sub>
                   <m:r>
